--- a/docs/DIGITALNI SINTETIZATOR.docx
+++ b/docs/DIGITALNI SINTETIZATOR.docx
@@ -197,13 +197,432 @@
     <w:p>
       <w:pPr>
         <w:pStyle w:val="Heading1"/>
+      </w:pPr>
+    </w:p>
+    <w:p>
+      <w:pPr>
+        <w:pStyle w:val="Heading1"/>
+      </w:pPr>
+    </w:p>
+    <w:p>
+      <w:pPr>
+        <w:pStyle w:val="Heading1"/>
+        <w:rPr>
+          <w:sz w:val="32"/>
+        </w:rPr>
+      </w:pPr>
+      <w:r>
+        <w:rPr>
+          <w:sz w:val="32"/>
+        </w:rPr>
+        <w:t>Razlaga o arhitekturi programa in korakih (/src,/</w:t>
+      </w:r>
+      <w:proofErr w:type="spellStart"/>
+      <w:r>
+        <w:rPr>
+          <w:sz w:val="32"/>
+        </w:rPr>
+        <w:t>core</w:t>
+      </w:r>
+      <w:proofErr w:type="spellEnd"/>
+      <w:r>
+        <w:rPr>
+          <w:sz w:val="32"/>
+        </w:rPr>
+        <w:t>,/</w:t>
+      </w:r>
+      <w:proofErr w:type="spellStart"/>
+      <w:r>
+        <w:rPr>
+          <w:sz w:val="32"/>
+        </w:rPr>
+        <w:t>pc</w:t>
+      </w:r>
+      <w:proofErr w:type="spellEnd"/>
+      <w:r>
+        <w:rPr>
+          <w:sz w:val="32"/>
+        </w:rPr>
+        <w:t xml:space="preserve">) Zakaj so določene stvari v </w:t>
+      </w:r>
+      <w:proofErr w:type="spellStart"/>
+      <w:r>
+        <w:rPr>
+          <w:sz w:val="32"/>
+        </w:rPr>
+        <w:t>headerjih</w:t>
+      </w:r>
+      <w:proofErr w:type="spellEnd"/>
+      <w:r>
+        <w:rPr>
+          <w:sz w:val="32"/>
+        </w:rPr>
+        <w:t xml:space="preserve"> </w:t>
+      </w:r>
+      <w:r>
+        <w:rPr>
+          <w:sz w:val="32"/>
+        </w:rPr>
+        <w:t>itd..</w:t>
+      </w:r>
+    </w:p>
+    <w:p>
+      <w:pPr>
+        <w:pStyle w:val="Heading1"/>
+        <w:rPr>
+          <w:b w:val="0"/>
+          <w:sz w:val="18"/>
+        </w:rPr>
+      </w:pPr>
+      <w:r>
+        <w:rPr>
+          <w:sz w:val="32"/>
+        </w:rPr>
+        <w:t xml:space="preserve"> </w:t>
+      </w:r>
+    </w:p>
+    <w:p>
+      <w:r>
+        <w:t>projekt/</w:t>
+      </w:r>
+    </w:p>
+    <w:p>
+      <w:r>
+        <w:rPr>
+          <w:rFonts w:ascii="Arial" w:hAnsi="Arial" w:cs="Arial"/>
+        </w:rPr>
+        <w:t>├</w:t>
+      </w:r>
+      <w:r>
+        <w:rPr>
+          <w:rFonts w:ascii="Calibri" w:hAnsi="Calibri" w:cs="Calibri"/>
+        </w:rPr>
+        <w:t>──</w:t>
+      </w:r>
+      <w:r>
+        <w:t xml:space="preserve"> core/                  &lt;-- SKUPNA LOGIKA (samo .h)</w:t>
+      </w:r>
+    </w:p>
+    <w:p>
+      <w:r>
+        <w:t xml:space="preserve">│   </w:t>
+      </w:r>
+      <w:r>
+        <w:rPr>
+          <w:rFonts w:ascii="Arial" w:hAnsi="Arial" w:cs="Arial"/>
+        </w:rPr>
+        <w:t>├</w:t>
+      </w:r>
+      <w:r>
+        <w:rPr>
+          <w:rFonts w:ascii="Calibri" w:hAnsi="Calibri" w:cs="Calibri"/>
+        </w:rPr>
+        <w:t>──</w:t>
+      </w:r>
+      <w:r>
+        <w:t xml:space="preserve"> midi_parser.h</w:t>
+      </w:r>
+    </w:p>
+    <w:p>
+      <w:r>
+        <w:t>│   └── oscillator.h</w:t>
+      </w:r>
+    </w:p>
+    <w:p>
+      <w:r>
+        <w:t>│</w:t>
+      </w:r>
+    </w:p>
+    <w:p>
+      <w:r>
+        <w:rPr>
+          <w:rFonts w:ascii="Arial" w:hAnsi="Arial" w:cs="Arial"/>
+        </w:rPr>
+        <w:t>├</w:t>
+      </w:r>
+      <w:r>
+        <w:rPr>
+          <w:rFonts w:ascii="Calibri" w:hAnsi="Calibri" w:cs="Calibri"/>
+        </w:rPr>
+        <w:t>──</w:t>
+      </w:r>
+      <w:r>
+        <w:t xml:space="preserve"> pc/                    &lt;-- PROGRAMI ZA TESTIRANJE NA PC-ju</w:t>
+      </w:r>
+    </w:p>
+    <w:p>
+      <w:r>
+        <w:t>│   └── test_oscillator.cpp</w:t>
+      </w:r>
+    </w:p>
+    <w:p>
+      <w:r>
+        <w:t>│</w:t>
+      </w:r>
+    </w:p>
+    <w:p>
+      <w:r>
+        <w:t xml:space="preserve">└── esp32/                 </w:t>
+      </w:r>
+    </w:p>
+    <w:p>
+      <w:r>
+        <w:t xml:space="preserve">    └── src/               </w:t>
+      </w:r>
+    </w:p>
+    <w:p>
+      <w:r>
+        <w:t xml:space="preserve">        </w:t>
+      </w:r>
+      <w:r>
+        <w:rPr>
+          <w:rFonts w:ascii="Arial" w:hAnsi="Arial" w:cs="Arial"/>
+        </w:rPr>
+        <w:t>├</w:t>
+      </w:r>
+      <w:r>
+        <w:rPr>
+          <w:rFonts w:ascii="Calibri" w:hAnsi="Calibri" w:cs="Calibri"/>
+        </w:rPr>
+        <w:t>──</w:t>
+      </w:r>
+      <w:r>
+        <w:t xml:space="preserve"> main.cpp</w:t>
+      </w:r>
+    </w:p>
+    <w:p>
+      <w:r>
+        <w:t xml:space="preserve">        </w:t>
+      </w:r>
+      <w:r>
+        <w:rPr>
+          <w:rFonts w:ascii="Arial" w:hAnsi="Arial" w:cs="Arial"/>
+        </w:rPr>
+        <w:t>├</w:t>
+      </w:r>
+      <w:r>
+        <w:rPr>
+          <w:rFonts w:ascii="Calibri" w:hAnsi="Calibri" w:cs="Calibri"/>
+        </w:rPr>
+        <w:t>──</w:t>
+      </w:r>
+      <w:r>
+        <w:t xml:space="preserve"> oled_display.h</w:t>
+      </w:r>
+    </w:p>
+    <w:p>
+      <w:r>
+        <w:t xml:space="preserve">        └── oled_display.cpp  &lt;-- Popolnoma v redu!</w:t>
+      </w:r>
+    </w:p>
+    <w:p>
+      <w:proofErr w:type="spellStart"/>
+      <w:r>
+        <w:t>core</w:t>
+      </w:r>
+      <w:proofErr w:type="spellEnd"/>
+      <w:r>
+        <w:t>/</w:t>
+      </w:r>
+    </w:p>
+    <w:p>
+      <w:r>
+        <w:rPr>
+          <w:rFonts w:ascii="Arial" w:hAnsi="Arial" w:cs="Arial"/>
+        </w:rPr>
+        <w:t>├</w:t>
+      </w:r>
+      <w:r>
+        <w:rPr>
+          <w:rFonts w:ascii="Calibri" w:hAnsi="Calibri" w:cs="Calibri"/>
+        </w:rPr>
+        <w:t>──</w:t>
+      </w:r>
+      <w:r>
+        <w:t xml:space="preserve"> midi_parser.h      &lt;-- (</w:t>
+      </w:r>
+      <w:r>
+        <w:rPr>
+          <w:rFonts w:ascii="Calibri" w:hAnsi="Calibri" w:cs="Calibri"/>
+        </w:rPr>
+        <w:t>Ž</w:t>
+      </w:r>
+      <w:r>
+        <w:t>E IMA</w:t>
+      </w:r>
+      <w:r>
+        <w:rPr>
+          <w:rFonts w:ascii="Calibri" w:hAnsi="Calibri" w:cs="Calibri"/>
+        </w:rPr>
+        <w:t>Š</w:t>
+      </w:r>
+      <w:r>
+        <w:t>) Sprejema MIDI bajte in jih pretvori v note</w:t>
+      </w:r>
+    </w:p>
+    <w:p>
+      <w:r>
+        <w:rPr>
+          <w:rFonts w:ascii="Arial" w:hAnsi="Arial" w:cs="Arial"/>
+        </w:rPr>
+        <w:t>├</w:t>
+      </w:r>
+      <w:r>
+        <w:rPr>
+          <w:rFonts w:ascii="Calibri" w:hAnsi="Calibri" w:cs="Calibri"/>
+        </w:rPr>
+        <w:t>──</w:t>
+      </w:r>
+      <w:r>
+        <w:t xml:space="preserve"> oscillator.h       &lt;-- (SESTAVLJAVA) Izvor surovega zvoka (žaga, sinus...)</w:t>
+      </w:r>
+    </w:p>
+    <w:p>
+      <w:r>
+        <w:rPr>
+          <w:rFonts w:ascii="Arial" w:hAnsi="Arial" w:cs="Arial"/>
+        </w:rPr>
+        <w:t>├</w:t>
+      </w:r>
+      <w:r>
+        <w:rPr>
+          <w:rFonts w:ascii="Calibri" w:hAnsi="Calibri" w:cs="Calibri"/>
+        </w:rPr>
+        <w:t>──</w:t>
+      </w:r>
+      <w:r>
+        <w:t xml:space="preserve"> math_utils.h       &lt;-- Pomo</w:t>
+      </w:r>
+      <w:r>
+        <w:rPr>
+          <w:rFonts w:ascii="Calibri" w:hAnsi="Calibri" w:cs="Calibri"/>
+        </w:rPr>
+        <w:t>ž</w:t>
+      </w:r>
+      <w:r>
+        <w:t>ne matemati</w:t>
+      </w:r>
+      <w:r>
+        <w:rPr>
+          <w:rFonts w:ascii="Calibri" w:hAnsi="Calibri" w:cs="Calibri"/>
+        </w:rPr>
+        <w:t>č</w:t>
+      </w:r>
+      <w:r>
+        <w:t>ne funkcije (pretvorba note v Hz)</w:t>
+      </w:r>
+    </w:p>
+    <w:p>
+      <w:r>
+        <w:rPr>
+          <w:rFonts w:ascii="Arial" w:hAnsi="Arial" w:cs="Arial"/>
+        </w:rPr>
+        <w:t>├</w:t>
+      </w:r>
+      <w:r>
+        <w:rPr>
+          <w:rFonts w:ascii="Calibri" w:hAnsi="Calibri" w:cs="Calibri"/>
+        </w:rPr>
+        <w:t>──</w:t>
+      </w:r>
+      <w:r>
+        <w:t xml:space="preserve"> envelope.h         &lt;-- ADSR ovojnica (avtomatska glasnost skozi </w:t>
+      </w:r>
+      <w:r>
+        <w:rPr>
+          <w:rFonts w:ascii="Calibri" w:hAnsi="Calibri" w:cs="Calibri"/>
+        </w:rPr>
+        <w:t>č</w:t>
+      </w:r>
+      <w:r>
+        <w:t>as)</w:t>
+      </w:r>
+    </w:p>
+    <w:p>
+      <w:r>
+        <w:rPr>
+          <w:rFonts w:ascii="Arial" w:hAnsi="Arial" w:cs="Arial"/>
+        </w:rPr>
+        <w:t>├</w:t>
+      </w:r>
+      <w:r>
+        <w:rPr>
+          <w:rFonts w:ascii="Calibri" w:hAnsi="Calibri" w:cs="Calibri"/>
+        </w:rPr>
+        <w:t>──</w:t>
+      </w:r>
+      <w:r>
+        <w:t xml:space="preserve"> filter.h           &lt;-- Avdio filter (odreže rezkost, doda toplino)</w:t>
+      </w:r>
+    </w:p>
+    <w:p>
+      <w:r>
+        <w:rPr>
+          <w:rFonts w:ascii="Arial" w:hAnsi="Arial" w:cs="Arial"/>
+        </w:rPr>
+        <w:t>├</w:t>
+      </w:r>
+      <w:r>
+        <w:rPr>
+          <w:rFonts w:ascii="Calibri" w:hAnsi="Calibri" w:cs="Calibri"/>
+        </w:rPr>
+        <w:t>──</w:t>
+      </w:r>
+      <w:r>
+        <w:t xml:space="preserve"> lfo.h              &lt;-- Po</w:t>
+      </w:r>
+      <w:r>
+        <w:rPr>
+          <w:rFonts w:ascii="Calibri" w:hAnsi="Calibri" w:cs="Calibri"/>
+        </w:rPr>
+        <w:t>č</w:t>
+      </w:r>
+      <w:r>
+        <w:t>asen oscilator za efekte (vibrato, tremolo)</w:t>
+      </w:r>
+    </w:p>
+    <w:p>
+      <w:r>
+        <w:rPr>
+          <w:rFonts w:ascii="Arial" w:hAnsi="Arial" w:cs="Arial"/>
+        </w:rPr>
+        <w:lastRenderedPageBreak/>
+        <w:t>├</w:t>
+      </w:r>
+      <w:r>
+        <w:rPr>
+          <w:rFonts w:ascii="Calibri" w:hAnsi="Calibri" w:cs="Calibri"/>
+        </w:rPr>
+        <w:t>──</w:t>
+      </w:r>
+      <w:r>
+        <w:t xml:space="preserve"> voice.h            &lt;-- En sam "glas" (zdru</w:t>
+      </w:r>
+      <w:r>
+        <w:rPr>
+          <w:rFonts w:ascii="Calibri" w:hAnsi="Calibri" w:cs="Calibri"/>
+        </w:rPr>
+        <w:t>ž</w:t>
+      </w:r>
+      <w:r>
+        <w:t>i oscilator + ovojnico + filter)</w:t>
+      </w:r>
+    </w:p>
+    <w:p>
+      <w:r>
+        <w:t>└── synth_engine.h     &lt;-- Glavni motor (upravlja več glasov hkrati / akorde)</w:t>
+      </w:r>
+    </w:p>
+    <w:p/>
+    <w:p>
+      <w:pPr>
+        <w:pStyle w:val="Heading1"/>
         <w:numPr>
           <w:ilvl w:val="0"/>
-          <w:numId w:val="2"/>
+          <w:numId w:val="5"/>
         </w:numPr>
       </w:pPr>
       <w:r>
-        <w:lastRenderedPageBreak/>
         <w:t>MIDI PARSER</w:t>
       </w:r>
     </w:p>
@@ -594,10 +1013,9 @@
           <w:szCs w:val="24"/>
           <w:lang w:eastAsia="sl-SI"/>
         </w:rPr>
-        <w:t xml:space="preserve"> (0x</w:t>
-      </w:r>
-      <w:bookmarkStart w:id="0" w:name="_GoBack"/>
-      <w:bookmarkEnd w:id="0"/>
+        <w:t xml:space="preserve"> (0xF8 do 0xFF), npr. </w:t>
+      </w:r>
+      <w:proofErr w:type="spellStart"/>
       <w:r>
         <w:rPr>
           <w:rFonts w:ascii="Times New Roman" w:eastAsia="Times New Roman" w:hAnsi="Times New Roman" w:cs="Times New Roman"/>
@@ -605,9 +1023,9 @@
           <w:szCs w:val="24"/>
           <w:lang w:eastAsia="sl-SI"/>
         </w:rPr>
-        <w:t xml:space="preserve">F8 do 0xFF), npr. </w:t>
-      </w:r>
-      <w:proofErr w:type="spellStart"/>
+        <w:t>clock</w:t>
+      </w:r>
+      <w:proofErr w:type="spellEnd"/>
       <w:r>
         <w:rPr>
           <w:rFonts w:ascii="Times New Roman" w:eastAsia="Times New Roman" w:hAnsi="Times New Roman" w:cs="Times New Roman"/>
@@ -615,27 +1033,112 @@
           <w:szCs w:val="24"/>
           <w:lang w:eastAsia="sl-SI"/>
         </w:rPr>
-        <w:t>clock</w:t>
-      </w:r>
-      <w:proofErr w:type="spellEnd"/>
-      <w:r>
+        <w:t>, so samo en bajt in nimajo podatkov.</w:t>
+      </w:r>
+    </w:p>
+    <w:p>
+      <w:pPr>
+        <w:spacing w:before="100" w:beforeAutospacing="1" w:after="100" w:afterAutospacing="1" w:line="240" w:lineRule="auto"/>
         <w:rPr>
           <w:rFonts w:ascii="Times New Roman" w:eastAsia="Times New Roman" w:hAnsi="Times New Roman" w:cs="Times New Roman"/>
           <w:sz w:val="24"/>
           <w:szCs w:val="24"/>
           <w:lang w:eastAsia="sl-SI"/>
         </w:rPr>
-        <w:t>, so samo en bajt in nimajo podatkov.</w:t>
-      </w:r>
+      </w:pPr>
+    </w:p>
+    <w:p>
+      <w:pPr>
+        <w:spacing w:before="100" w:beforeAutospacing="1" w:after="100" w:afterAutospacing="1" w:line="240" w:lineRule="auto"/>
+        <w:ind w:left="708"/>
+        <w:rPr>
+          <w:rFonts w:ascii="Times New Roman" w:eastAsia="Times New Roman" w:hAnsi="Times New Roman" w:cs="Times New Roman"/>
+          <w:sz w:val="24"/>
+          <w:szCs w:val="24"/>
+          <w:lang w:eastAsia="sl-SI"/>
+        </w:rPr>
+      </w:pPr>
     </w:p>
     <w:p>
       <w:pPr>
         <w:ind w:left="708" w:firstLine="60"/>
         <w:rPr>
-          <w:sz w:val="28"/>
-          <w:szCs w:val="28"/>
-        </w:rPr>
-      </w:pPr>
+          <w:color w:val="FF0000"/>
+          <w:sz w:val="36"/>
+          <w:szCs w:val="28"/>
+        </w:rPr>
+      </w:pPr>
+      <w:r>
+        <w:rPr>
+          <w:color w:val="FF0000"/>
+          <w:sz w:val="36"/>
+          <w:szCs w:val="28"/>
+        </w:rPr>
+        <w:lastRenderedPageBreak/>
+        <w:t xml:space="preserve">OPIS DELOVANJA </w:t>
+      </w:r>
+      <w:proofErr w:type="spellStart"/>
+      <w:r>
+        <w:rPr>
+          <w:color w:val="FF0000"/>
+          <w:sz w:val="36"/>
+          <w:szCs w:val="28"/>
+        </w:rPr>
+        <w:t>midi</w:t>
+      </w:r>
+      <w:proofErr w:type="spellEnd"/>
+      <w:r>
+        <w:rPr>
+          <w:color w:val="FF0000"/>
+          <w:sz w:val="36"/>
+          <w:szCs w:val="28"/>
+        </w:rPr>
+        <w:t>_</w:t>
+      </w:r>
+      <w:proofErr w:type="spellStart"/>
+      <w:r>
+        <w:rPr>
+          <w:color w:val="FF0000"/>
+          <w:sz w:val="36"/>
+          <w:szCs w:val="28"/>
+        </w:rPr>
+        <w:t>parser.h</w:t>
+      </w:r>
+      <w:proofErr w:type="spellEnd"/>
+      <w:r>
+        <w:rPr>
+          <w:color w:val="FF0000"/>
+          <w:sz w:val="36"/>
+          <w:szCs w:val="28"/>
+        </w:rPr>
+        <w:t xml:space="preserve"> in po potrebi ostalih testov</w:t>
+      </w:r>
+      <w:r>
+        <w:rPr>
+          <w:color w:val="FF0000"/>
+          <w:sz w:val="36"/>
+          <w:szCs w:val="28"/>
+        </w:rPr>
+        <w:t xml:space="preserve"> v </w:t>
+      </w:r>
+      <w:proofErr w:type="spellStart"/>
+      <w:r>
+        <w:rPr>
+          <w:color w:val="FF0000"/>
+          <w:sz w:val="36"/>
+          <w:szCs w:val="28"/>
+        </w:rPr>
+        <w:t>pc</w:t>
+      </w:r>
+      <w:proofErr w:type="spellEnd"/>
+      <w:r>
+        <w:rPr>
+          <w:color w:val="FF0000"/>
+          <w:sz w:val="36"/>
+          <w:szCs w:val="28"/>
+        </w:rPr>
+        <w:t>/</w:t>
+      </w:r>
     </w:p>
     <w:p>
       <w:pPr>
@@ -686,12 +1189,1943 @@
     </w:p>
     <w:p>
       <w:pPr>
+        <w:pStyle w:val="Heading1"/>
+        <w:numPr>
+          <w:ilvl w:val="0"/>
+          <w:numId w:val="5"/>
+        </w:numPr>
+      </w:pPr>
+      <w:r>
+        <w:t>OSCILATOR</w:t>
+      </w:r>
+    </w:p>
+    <w:p>
+      <w:pPr>
+        <w:ind w:left="360"/>
+        <w:rPr>
+          <w:sz w:val="28"/>
+          <w:szCs w:val="28"/>
+        </w:rPr>
+      </w:pPr>
+      <w:r>
+        <w:rPr>
+          <w:sz w:val="28"/>
+          <w:szCs w:val="28"/>
+        </w:rPr>
+        <w:t xml:space="preserve">Oscilator je izvor zvoka v sintetizatorju. Ustvari ponavljajoče se nihanje. </w:t>
+      </w:r>
+    </w:p>
+    <w:p>
+      <w:pPr>
+        <w:ind w:left="360"/>
+        <w:rPr>
+          <w:sz w:val="28"/>
+          <w:szCs w:val="28"/>
+        </w:rPr>
+      </w:pPr>
+      <w:r>
+        <w:rPr>
+          <w:sz w:val="28"/>
+          <w:szCs w:val="28"/>
+        </w:rPr>
+        <w:t>Zvok sestavlja:</w:t>
+      </w:r>
+    </w:p>
+    <w:p>
+      <w:pPr>
+        <w:ind w:left="360"/>
+        <w:rPr>
+          <w:sz w:val="28"/>
+          <w:szCs w:val="28"/>
+        </w:rPr>
+      </w:pPr>
+      <w:r>
+        <w:rPr>
+          <w:sz w:val="28"/>
+          <w:szCs w:val="28"/>
+        </w:rPr>
+        <w:t>FREKVENCA - hitrost nihanja(Hz), ki določa višino tona</w:t>
+      </w:r>
+    </w:p>
+    <w:p>
+      <w:pPr>
+        <w:ind w:left="360"/>
+        <w:rPr>
+          <w:sz w:val="28"/>
+          <w:szCs w:val="28"/>
+        </w:rPr>
+      </w:pPr>
+      <w:r>
+        <w:rPr>
+          <w:sz w:val="28"/>
+          <w:szCs w:val="28"/>
+        </w:rPr>
+        <w:t>AMPLITUDA – razdalja premika, ki določa glasnost</w:t>
+      </w:r>
+    </w:p>
+    <w:p>
+      <w:pPr>
+        <w:ind w:left="360"/>
+        <w:rPr>
+          <w:sz w:val="28"/>
+          <w:szCs w:val="28"/>
+        </w:rPr>
+      </w:pPr>
+      <w:r>
+        <w:rPr>
+          <w:sz w:val="28"/>
+          <w:szCs w:val="28"/>
+        </w:rPr>
+        <w:t xml:space="preserve">OBLIKA VALA – način gibanja (barva zvoka), </w:t>
+      </w:r>
+      <w:r>
+        <w:rPr>
+          <w:b/>
+          <w:color w:val="00B050"/>
+          <w:sz w:val="28"/>
+          <w:szCs w:val="28"/>
+        </w:rPr>
+        <w:t>gledamo en nihaj</w:t>
+      </w:r>
+    </w:p>
+    <w:p>
+      <w:pPr>
+        <w:ind w:left="360"/>
+        <w:rPr>
+          <w:sz w:val="28"/>
+          <w:szCs w:val="28"/>
+        </w:rPr>
+      </w:pPr>
+      <w:r>
+        <w:rPr>
+          <w:sz w:val="28"/>
+          <w:szCs w:val="28"/>
+        </w:rPr>
+        <w:tab/>
+      </w:r>
+    </w:p>
+    <w:p>
+      <w:pPr>
+        <w:ind w:left="360"/>
+        <w:rPr>
+          <w:sz w:val="28"/>
+          <w:szCs w:val="28"/>
+        </w:rPr>
+      </w:pPr>
+      <w:r>
+        <w:rPr>
+          <w:sz w:val="28"/>
+          <w:szCs w:val="28"/>
+        </w:rPr>
+        <w:t>Oscilator bo imel 4 osnovne o</w:t>
+      </w:r>
+      <w:r>
+        <w:rPr>
+          <w:sz w:val="28"/>
+          <w:szCs w:val="28"/>
+        </w:rPr>
+        <w:t>b</w:t>
+      </w:r>
+      <w:r>
+        <w:rPr>
+          <w:sz w:val="28"/>
+          <w:szCs w:val="28"/>
+        </w:rPr>
+        <w:t xml:space="preserve">like valov. Zakaj? Zaradi koncepta </w:t>
+      </w:r>
+      <w:proofErr w:type="spellStart"/>
+      <w:r>
+        <w:rPr>
+          <w:sz w:val="28"/>
+          <w:szCs w:val="28"/>
+        </w:rPr>
+        <w:t>alikvotnih</w:t>
+      </w:r>
+      <w:proofErr w:type="spellEnd"/>
+      <w:r>
+        <w:rPr>
+          <w:sz w:val="28"/>
+          <w:szCs w:val="28"/>
+        </w:rPr>
+        <w:t xml:space="preserve"> tonov oz </w:t>
+      </w:r>
+      <w:proofErr w:type="spellStart"/>
+      <w:r>
+        <w:rPr>
+          <w:sz w:val="28"/>
+          <w:szCs w:val="28"/>
+        </w:rPr>
+        <w:t>harmonikov</w:t>
+      </w:r>
+      <w:proofErr w:type="spellEnd"/>
+      <w:r>
+        <w:rPr>
+          <w:sz w:val="28"/>
+          <w:szCs w:val="28"/>
+        </w:rPr>
+        <w:t xml:space="preserve"> (angl. </w:t>
+      </w:r>
+      <w:proofErr w:type="spellStart"/>
+      <w:r>
+        <w:rPr>
+          <w:sz w:val="28"/>
+          <w:szCs w:val="28"/>
+        </w:rPr>
+        <w:t>Harmonics</w:t>
+      </w:r>
+      <w:proofErr w:type="spellEnd"/>
+      <w:r>
+        <w:rPr>
+          <w:sz w:val="28"/>
+          <w:szCs w:val="28"/>
+        </w:rPr>
+        <w:t>)</w:t>
+      </w:r>
+      <w:r>
+        <w:rPr>
+          <w:sz w:val="28"/>
+          <w:szCs w:val="28"/>
+        </w:rPr>
+        <w:t xml:space="preserve">. Ko zaigramo noto A4 pri 440Hz, naši možgani slišijo še več ostalih frekvenc (večkratnikov), ki zvenijo zraven. Kateri harmoniki so prisotni in kako glasni so, določa kako bo zvenel zvok, ki ga slišimo. </w:t>
+      </w:r>
+    </w:p>
+    <w:p>
+      <w:pPr>
+        <w:ind w:left="360"/>
+        <w:rPr>
+          <w:sz w:val="28"/>
+          <w:szCs w:val="28"/>
+        </w:rPr>
+      </w:pPr>
+      <w:r>
+        <w:rPr>
+          <w:sz w:val="28"/>
+          <w:szCs w:val="28"/>
+        </w:rPr>
+        <w:t>4 Osnovne oblike iz katerih lahko ustvarimo praktično katerikoli zvok na svetu:</w:t>
+      </w:r>
+    </w:p>
+    <w:p>
+      <w:pPr>
+        <w:pStyle w:val="ListParagraph"/>
+        <w:numPr>
+          <w:ilvl w:val="1"/>
+          <w:numId w:val="4"/>
+        </w:numPr>
+        <w:rPr>
+          <w:sz w:val="28"/>
+          <w:szCs w:val="28"/>
+        </w:rPr>
+      </w:pPr>
+      <w:r>
+        <w:rPr>
+          <w:sz w:val="28"/>
+          <w:szCs w:val="28"/>
+        </w:rPr>
+        <w:t xml:space="preserve">SINUSNI VAL </w:t>
+      </w:r>
+      <w:r>
+        <w:rPr>
+          <w:sz w:val="28"/>
+          <w:szCs w:val="28"/>
+        </w:rPr>
+        <w:t xml:space="preserve">(sine) </w:t>
+      </w:r>
+      <w:r>
+        <w:rPr>
+          <w:sz w:val="28"/>
+          <w:szCs w:val="28"/>
+        </w:rPr>
+        <w:t xml:space="preserve">– 0 </w:t>
+      </w:r>
+      <w:proofErr w:type="spellStart"/>
+      <w:r>
+        <w:rPr>
+          <w:sz w:val="28"/>
+          <w:szCs w:val="28"/>
+        </w:rPr>
+        <w:t>harmonikov</w:t>
+      </w:r>
+      <w:proofErr w:type="spellEnd"/>
+      <w:r>
+        <w:rPr>
+          <w:sz w:val="28"/>
+          <w:szCs w:val="28"/>
+        </w:rPr>
+        <w:t xml:space="preserve"> -&gt; mehak, nežen</w:t>
+      </w:r>
+    </w:p>
+    <w:p>
+      <w:pPr>
+        <w:pStyle w:val="ListParagraph"/>
+        <w:numPr>
+          <w:ilvl w:val="1"/>
+          <w:numId w:val="4"/>
+        </w:numPr>
+        <w:rPr>
+          <w:sz w:val="28"/>
+          <w:szCs w:val="28"/>
+        </w:rPr>
+      </w:pPr>
+      <w:r>
+        <w:rPr>
+          <w:sz w:val="28"/>
+          <w:szCs w:val="28"/>
+        </w:rPr>
+        <w:t>TRIKOTNI VAL</w:t>
+      </w:r>
+      <w:r>
+        <w:rPr>
+          <w:sz w:val="28"/>
+          <w:szCs w:val="28"/>
+        </w:rPr>
+        <w:t xml:space="preserve"> (triangle) – lihi harmoniki vendar tihi -&gt; malo svetlejši od sinusa </w:t>
+      </w:r>
+    </w:p>
+    <w:p>
+      <w:pPr>
+        <w:pStyle w:val="ListParagraph"/>
+        <w:numPr>
+          <w:ilvl w:val="1"/>
+          <w:numId w:val="4"/>
+        </w:numPr>
+        <w:rPr>
+          <w:sz w:val="28"/>
+          <w:szCs w:val="28"/>
+        </w:rPr>
+      </w:pPr>
+      <w:r>
+        <w:rPr>
+          <w:sz w:val="28"/>
+          <w:szCs w:val="28"/>
+        </w:rPr>
+        <w:t>KVADRATNI VAL (</w:t>
+      </w:r>
+      <w:proofErr w:type="spellStart"/>
+      <w:r>
+        <w:rPr>
+          <w:sz w:val="28"/>
+          <w:szCs w:val="28"/>
+        </w:rPr>
+        <w:t>square</w:t>
+      </w:r>
+      <w:proofErr w:type="spellEnd"/>
+      <w:r>
+        <w:rPr>
+          <w:sz w:val="28"/>
+          <w:szCs w:val="28"/>
+        </w:rPr>
+        <w:t>) – lihi harmoniki, a precej glasnejši od trikotnika -&gt; votlo, agresivno</w:t>
+      </w:r>
+    </w:p>
+    <w:p>
+      <w:pPr>
+        <w:pStyle w:val="ListParagraph"/>
+        <w:numPr>
+          <w:ilvl w:val="1"/>
+          <w:numId w:val="4"/>
+        </w:numPr>
+        <w:rPr>
+          <w:sz w:val="28"/>
+          <w:szCs w:val="28"/>
+        </w:rPr>
+      </w:pPr>
+      <w:r>
+        <w:rPr>
+          <w:sz w:val="28"/>
+          <w:szCs w:val="28"/>
+        </w:rPr>
+        <w:t>ŽAGASTI VAL (</w:t>
+      </w:r>
+      <w:proofErr w:type="spellStart"/>
+      <w:r>
+        <w:rPr>
+          <w:sz w:val="28"/>
+          <w:szCs w:val="28"/>
+        </w:rPr>
+        <w:t>saw</w:t>
+      </w:r>
+      <w:proofErr w:type="spellEnd"/>
+      <w:r>
+        <w:rPr>
+          <w:sz w:val="28"/>
+          <w:szCs w:val="28"/>
+        </w:rPr>
+        <w:t>) – vsebuje vse harmonike, najbolj nasičen val -&gt; zelo oster, bogat, prodoren</w:t>
+      </w:r>
+    </w:p>
+    <w:p>
+      <w:pPr>
+        <w:ind w:left="360"/>
+        <w:rPr>
+          <w:b/>
+          <w:sz w:val="36"/>
+          <w:szCs w:val="28"/>
+        </w:rPr>
+      </w:pPr>
+      <w:proofErr w:type="spellStart"/>
+      <w:r>
+        <w:rPr>
+          <w:b/>
+          <w:sz w:val="36"/>
+          <w:szCs w:val="28"/>
+        </w:rPr>
+        <w:lastRenderedPageBreak/>
+        <w:t>Oscillator.h</w:t>
+      </w:r>
+      <w:proofErr w:type="spellEnd"/>
+    </w:p>
+    <w:p>
+      <w:pPr>
+        <w:ind w:left="360"/>
+        <w:rPr>
+          <w:sz w:val="28"/>
+          <w:szCs w:val="28"/>
+        </w:rPr>
+      </w:pPr>
+      <w:r>
+        <w:rPr>
+          <w:sz w:val="28"/>
+          <w:szCs w:val="28"/>
+        </w:rPr>
+        <w:t xml:space="preserve">V </w:t>
+      </w:r>
+      <w:proofErr w:type="spellStart"/>
+      <w:r>
+        <w:rPr>
+          <w:sz w:val="28"/>
+          <w:szCs w:val="28"/>
+        </w:rPr>
+        <w:t>enum</w:t>
+      </w:r>
+      <w:proofErr w:type="spellEnd"/>
+      <w:r>
+        <w:rPr>
+          <w:sz w:val="28"/>
+          <w:szCs w:val="28"/>
+        </w:rPr>
+        <w:t xml:space="preserve"> seznamu so naši </w:t>
+      </w:r>
+      <w:proofErr w:type="spellStart"/>
+      <w:r>
+        <w:rPr>
+          <w:sz w:val="28"/>
+          <w:szCs w:val="28"/>
+        </w:rPr>
+        <w:t>štirije</w:t>
+      </w:r>
+      <w:proofErr w:type="spellEnd"/>
+      <w:r>
+        <w:rPr>
+          <w:sz w:val="28"/>
+          <w:szCs w:val="28"/>
+        </w:rPr>
+        <w:t xml:space="preserve"> osnovni valovi.</w:t>
+      </w:r>
+    </w:p>
+    <w:p>
+      <w:pPr>
+        <w:ind w:left="360"/>
+        <w:rPr>
+          <w:sz w:val="28"/>
+          <w:szCs w:val="28"/>
+        </w:rPr>
+      </w:pPr>
+      <w:proofErr w:type="spellStart"/>
+      <w:r>
+        <w:rPr>
+          <w:sz w:val="28"/>
+          <w:szCs w:val="28"/>
+        </w:rPr>
+        <w:t>Class</w:t>
+      </w:r>
+      <w:proofErr w:type="spellEnd"/>
+      <w:r>
+        <w:rPr>
+          <w:sz w:val="28"/>
+          <w:szCs w:val="28"/>
+        </w:rPr>
+        <w:t xml:space="preserve"> </w:t>
+      </w:r>
+      <w:proofErr w:type="spellStart"/>
+      <w:r>
+        <w:rPr>
+          <w:sz w:val="28"/>
+          <w:szCs w:val="28"/>
+        </w:rPr>
+        <w:t>Oscillator</w:t>
+      </w:r>
+      <w:proofErr w:type="spellEnd"/>
+      <w:r>
+        <w:rPr>
+          <w:sz w:val="28"/>
+          <w:szCs w:val="28"/>
+        </w:rPr>
+        <w:t>:</w:t>
+      </w:r>
+    </w:p>
+    <w:p>
+      <w:pPr>
+        <w:ind w:left="360"/>
+        <w:rPr>
+          <w:sz w:val="28"/>
+          <w:szCs w:val="28"/>
+        </w:rPr>
+      </w:pPr>
+      <w:proofErr w:type="spellStart"/>
+      <w:r>
+        <w:rPr>
+          <w:sz w:val="28"/>
+          <w:szCs w:val="28"/>
+        </w:rPr>
+        <w:t>private</w:t>
+      </w:r>
+      <w:proofErr w:type="spellEnd"/>
+      <w:r>
+        <w:rPr>
+          <w:sz w:val="28"/>
+          <w:szCs w:val="28"/>
+        </w:rPr>
+        <w:t>:</w:t>
+      </w:r>
+    </w:p>
+    <w:p>
+      <w:pPr>
+        <w:pStyle w:val="ListParagraph"/>
+        <w:numPr>
+          <w:ilvl w:val="0"/>
+          <w:numId w:val="6"/>
+        </w:numPr>
+        <w:rPr>
+          <w:sz w:val="28"/>
+          <w:szCs w:val="28"/>
+        </w:rPr>
+      </w:pPr>
+      <w:proofErr w:type="spellStart"/>
+      <w:r>
+        <w:rPr>
+          <w:sz w:val="28"/>
+          <w:szCs w:val="28"/>
+        </w:rPr>
+        <w:t>Samplerate</w:t>
+      </w:r>
+      <w:proofErr w:type="spellEnd"/>
+      <w:r>
+        <w:rPr>
+          <w:sz w:val="28"/>
+          <w:szCs w:val="28"/>
+        </w:rPr>
+        <w:t>_ -&gt; vzorci na sekundo</w:t>
+      </w:r>
+    </w:p>
+    <w:p>
+      <w:pPr>
+        <w:pStyle w:val="ListParagraph"/>
+        <w:numPr>
+          <w:ilvl w:val="0"/>
+          <w:numId w:val="6"/>
+        </w:numPr>
+        <w:rPr>
+          <w:sz w:val="28"/>
+          <w:szCs w:val="28"/>
+        </w:rPr>
+      </w:pPr>
+      <w:proofErr w:type="spellStart"/>
+      <w:r>
+        <w:rPr>
+          <w:sz w:val="28"/>
+          <w:szCs w:val="28"/>
+        </w:rPr>
+        <w:t>Frequency</w:t>
+      </w:r>
+      <w:proofErr w:type="spellEnd"/>
+      <w:r>
+        <w:rPr>
+          <w:sz w:val="28"/>
+          <w:szCs w:val="28"/>
+        </w:rPr>
+        <w:t xml:space="preserve">_ -&gt; frekvenca tona v Hz ( kolikokrat na sekundo se mora celotna oblika vala ponoviti) </w:t>
+      </w:r>
+    </w:p>
+    <w:p>
+      <w:pPr>
+        <w:pStyle w:val="ListParagraph"/>
+        <w:numPr>
+          <w:ilvl w:val="0"/>
+          <w:numId w:val="6"/>
+        </w:numPr>
+        <w:rPr>
+          <w:sz w:val="28"/>
+          <w:szCs w:val="28"/>
+        </w:rPr>
+      </w:pPr>
+      <w:proofErr w:type="spellStart"/>
+      <w:r>
+        <w:rPr>
+          <w:sz w:val="28"/>
+          <w:szCs w:val="28"/>
+        </w:rPr>
+        <w:t>Phase</w:t>
+      </w:r>
+      <w:proofErr w:type="spellEnd"/>
+      <w:r>
+        <w:rPr>
+          <w:sz w:val="28"/>
+          <w:szCs w:val="28"/>
+        </w:rPr>
+        <w:t xml:space="preserve">_ -&gt; položaj znotraj nihaja </w:t>
+      </w:r>
+      <w:proofErr w:type="spellStart"/>
+      <w:r>
+        <w:rPr>
+          <w:sz w:val="28"/>
+          <w:szCs w:val="28"/>
+        </w:rPr>
+        <w:t>0.0f</w:t>
+      </w:r>
+      <w:proofErr w:type="spellEnd"/>
+      <w:r>
+        <w:rPr>
+          <w:sz w:val="28"/>
+          <w:szCs w:val="28"/>
+        </w:rPr>
+        <w:t xml:space="preserve"> – </w:t>
+      </w:r>
+      <w:proofErr w:type="spellStart"/>
+      <w:r>
+        <w:rPr>
+          <w:sz w:val="28"/>
+          <w:szCs w:val="28"/>
+        </w:rPr>
+        <w:t>1.0f</w:t>
+      </w:r>
+      <w:proofErr w:type="spellEnd"/>
+    </w:p>
+    <w:p>
+      <w:pPr>
+        <w:pStyle w:val="ListParagraph"/>
+        <w:numPr>
+          <w:ilvl w:val="0"/>
+          <w:numId w:val="6"/>
+        </w:numPr>
+        <w:rPr>
+          <w:sz w:val="28"/>
+          <w:szCs w:val="28"/>
+        </w:rPr>
+      </w:pPr>
+      <w:proofErr w:type="spellStart"/>
+      <w:r>
+        <w:rPr>
+          <w:sz w:val="28"/>
+          <w:szCs w:val="28"/>
+        </w:rPr>
+        <w:t>phaseIncrement</w:t>
+      </w:r>
+      <w:proofErr w:type="spellEnd"/>
+      <w:r>
+        <w:rPr>
+          <w:sz w:val="28"/>
+          <w:szCs w:val="28"/>
+        </w:rPr>
+        <w:t xml:space="preserve">_ -&gt; pove za koliko se mora </w:t>
+      </w:r>
+      <w:proofErr w:type="spellStart"/>
+      <w:r>
+        <w:rPr>
+          <w:sz w:val="28"/>
+          <w:szCs w:val="28"/>
+        </w:rPr>
+        <w:t>phase</w:t>
+      </w:r>
+      <w:proofErr w:type="spellEnd"/>
+      <w:r>
+        <w:rPr>
+          <w:sz w:val="28"/>
+          <w:szCs w:val="28"/>
+        </w:rPr>
+        <w:t xml:space="preserve">_ premakniti v nihaju ob vsakem posameznem izračunanem vzorcu. </w:t>
+      </w:r>
+    </w:p>
+    <w:p>
+      <w:pPr>
+        <w:pStyle w:val="ListParagraph"/>
+        <w:rPr>
+          <w:sz w:val="28"/>
+          <w:szCs w:val="28"/>
+        </w:rPr>
+      </w:pPr>
+      <w:r>
+        <w:rPr>
+          <w:sz w:val="28"/>
+          <w:szCs w:val="28"/>
+        </w:rPr>
+        <w:t>PRIMER:</w:t>
+      </w:r>
+    </w:p>
+    <w:p>
+      <w:pPr>
+        <w:pStyle w:val="ListParagraph"/>
+        <w:rPr>
+          <w:sz w:val="28"/>
+          <w:szCs w:val="28"/>
+        </w:rPr>
+      </w:pPr>
+      <w:proofErr w:type="spellStart"/>
+      <w:r>
+        <w:rPr>
+          <w:sz w:val="28"/>
+          <w:szCs w:val="28"/>
+        </w:rPr>
+        <w:t>Samle</w:t>
+      </w:r>
+      <w:proofErr w:type="spellEnd"/>
+      <w:r>
+        <w:rPr>
+          <w:sz w:val="28"/>
+          <w:szCs w:val="28"/>
+        </w:rPr>
+        <w:t xml:space="preserve"> </w:t>
+      </w:r>
+      <w:proofErr w:type="spellStart"/>
+      <w:r>
+        <w:rPr>
+          <w:sz w:val="28"/>
+          <w:szCs w:val="28"/>
+        </w:rPr>
+        <w:t>rate</w:t>
+      </w:r>
+      <w:proofErr w:type="spellEnd"/>
+      <w:r>
+        <w:rPr>
+          <w:sz w:val="28"/>
+          <w:szCs w:val="28"/>
+        </w:rPr>
+        <w:t xml:space="preserve"> : 44100 vzorcev/s</w:t>
+      </w:r>
+    </w:p>
+    <w:p>
+      <w:pPr>
+        <w:pStyle w:val="ListParagraph"/>
+        <w:rPr>
+          <w:sz w:val="28"/>
+          <w:szCs w:val="28"/>
+        </w:rPr>
+      </w:pPr>
+      <w:proofErr w:type="spellStart"/>
+      <w:r>
+        <w:rPr>
+          <w:sz w:val="28"/>
+          <w:szCs w:val="28"/>
+        </w:rPr>
+        <w:t>Frequency</w:t>
+      </w:r>
+      <w:proofErr w:type="spellEnd"/>
+      <w:r>
+        <w:rPr>
+          <w:sz w:val="28"/>
+          <w:szCs w:val="28"/>
+        </w:rPr>
+        <w:t xml:space="preserve"> : 440Hz oz. 440valov/s</w:t>
+      </w:r>
+    </w:p>
+    <w:p>
+      <w:pPr>
+        <w:pStyle w:val="ListParagraph"/>
+        <w:rPr>
+          <w:sz w:val="28"/>
+          <w:szCs w:val="28"/>
+        </w:rPr>
+      </w:pPr>
+      <w:r>
+        <w:rPr>
+          <w:sz w:val="28"/>
+          <w:szCs w:val="28"/>
+        </w:rPr>
+        <w:t>V eni sekundi moramo imeti 440 valov in te vali imajo skupaj 44100 vzorcev.</w:t>
+      </w:r>
+    </w:p>
+    <w:p>
+      <w:pPr>
+        <w:pStyle w:val="ListParagraph"/>
+        <w:rPr>
+          <w:sz w:val="28"/>
+          <w:szCs w:val="28"/>
+        </w:rPr>
+      </w:pPr>
+      <w:proofErr w:type="spellStart"/>
+      <w:r>
+        <w:rPr>
+          <w:sz w:val="28"/>
+          <w:szCs w:val="28"/>
+        </w:rPr>
+        <w:t>phaseIncrement</w:t>
+      </w:r>
+      <w:proofErr w:type="spellEnd"/>
+      <w:r>
+        <w:rPr>
+          <w:sz w:val="28"/>
+          <w:szCs w:val="28"/>
+        </w:rPr>
+        <w:t xml:space="preserve">_ =  </w:t>
+      </w:r>
+      <w:proofErr w:type="spellStart"/>
+      <w:r>
+        <w:rPr>
+          <w:sz w:val="28"/>
+          <w:szCs w:val="28"/>
+        </w:rPr>
+        <w:t>frequency</w:t>
+      </w:r>
+      <w:proofErr w:type="spellEnd"/>
+      <w:r>
+        <w:rPr>
+          <w:sz w:val="28"/>
+          <w:szCs w:val="28"/>
+        </w:rPr>
+        <w:t>/</w:t>
+      </w:r>
+      <w:proofErr w:type="spellStart"/>
+      <w:r>
+        <w:rPr>
+          <w:sz w:val="28"/>
+          <w:szCs w:val="28"/>
+        </w:rPr>
+        <w:t>samplerate</w:t>
+      </w:r>
+      <w:proofErr w:type="spellEnd"/>
+      <w:r>
+        <w:rPr>
+          <w:sz w:val="28"/>
+          <w:szCs w:val="28"/>
+        </w:rPr>
+        <w:t xml:space="preserve"> = 440/44100 ~= </w:t>
+      </w:r>
+      <w:r>
+        <w:rPr>
+          <w:sz w:val="28"/>
+          <w:szCs w:val="28"/>
+        </w:rPr>
+        <w:t>0.009 ~= 0.01</w:t>
+      </w:r>
+    </w:p>
+    <w:p>
+      <w:pPr>
+        <w:pStyle w:val="ListParagraph"/>
+        <w:rPr>
+          <w:sz w:val="28"/>
+          <w:szCs w:val="28"/>
+        </w:rPr>
+      </w:pPr>
+      <w:r>
+        <w:rPr>
+          <w:sz w:val="28"/>
+          <w:szCs w:val="28"/>
+        </w:rPr>
+        <w:t xml:space="preserve">torej </w:t>
+      </w:r>
+      <w:proofErr w:type="spellStart"/>
+      <w:r>
+        <w:rPr>
+          <w:sz w:val="28"/>
+          <w:szCs w:val="28"/>
+        </w:rPr>
+        <w:t>phase</w:t>
+      </w:r>
+      <w:proofErr w:type="spellEnd"/>
+      <w:r>
+        <w:rPr>
+          <w:sz w:val="28"/>
+          <w:szCs w:val="28"/>
+        </w:rPr>
+        <w:t xml:space="preserve"> se povečuje po 0.01 in do 1.0 potrebuje slabih 100 premikov v enem valu. Seveda mora biti </w:t>
+      </w:r>
+      <w:proofErr w:type="spellStart"/>
+      <w:r>
+        <w:rPr>
+          <w:sz w:val="28"/>
+          <w:szCs w:val="28"/>
+        </w:rPr>
+        <w:t>phaseIncrement</w:t>
+      </w:r>
+      <w:proofErr w:type="spellEnd"/>
+      <w:r>
+        <w:rPr>
+          <w:sz w:val="28"/>
+          <w:szCs w:val="28"/>
+        </w:rPr>
+        <w:t xml:space="preserve"> zelo točen in ESP-jev </w:t>
+      </w:r>
+      <w:proofErr w:type="spellStart"/>
+      <w:r>
+        <w:rPr>
+          <w:sz w:val="28"/>
+          <w:szCs w:val="28"/>
+        </w:rPr>
+        <w:t>float</w:t>
+      </w:r>
+      <w:proofErr w:type="spellEnd"/>
+      <w:r>
+        <w:rPr>
+          <w:sz w:val="28"/>
+          <w:szCs w:val="28"/>
+        </w:rPr>
+        <w:t xml:space="preserve"> (32-bit) z 7 mesti zadostuje.</w:t>
+      </w:r>
+    </w:p>
+    <w:p>
+      <w:pPr>
+        <w:pStyle w:val="ListParagraph"/>
+        <w:rPr>
+          <w:sz w:val="28"/>
+          <w:szCs w:val="28"/>
+        </w:rPr>
+      </w:pPr>
+    </w:p>
+    <w:p>
+      <w:pPr>
+        <w:pStyle w:val="ListParagraph"/>
+        <w:numPr>
+          <w:ilvl w:val="0"/>
+          <w:numId w:val="6"/>
+        </w:numPr>
+        <w:rPr>
+          <w:sz w:val="28"/>
+          <w:szCs w:val="28"/>
+        </w:rPr>
+      </w:pPr>
+      <w:proofErr w:type="spellStart"/>
+      <w:r>
+        <w:rPr>
+          <w:sz w:val="28"/>
+          <w:szCs w:val="28"/>
+        </w:rPr>
+        <w:t>pulseWidth</w:t>
+      </w:r>
+      <w:proofErr w:type="spellEnd"/>
+      <w:r>
+        <w:rPr>
+          <w:sz w:val="28"/>
+          <w:szCs w:val="28"/>
+        </w:rPr>
+        <w:t xml:space="preserve"> -&gt; koliko časa je signal na vrednosti </w:t>
+      </w:r>
+      <w:proofErr w:type="spellStart"/>
+      <w:r>
+        <w:rPr>
+          <w:sz w:val="28"/>
+          <w:szCs w:val="28"/>
+        </w:rPr>
+        <w:t>high</w:t>
+      </w:r>
+      <w:proofErr w:type="spellEnd"/>
+      <w:r>
+        <w:rPr>
+          <w:sz w:val="28"/>
+          <w:szCs w:val="28"/>
+        </w:rPr>
+        <w:t xml:space="preserve"> (</w:t>
+      </w:r>
+      <w:proofErr w:type="spellStart"/>
+      <w:r>
+        <w:rPr>
+          <w:sz w:val="28"/>
+          <w:szCs w:val="28"/>
+        </w:rPr>
+        <w:t>duty</w:t>
+      </w:r>
+      <w:proofErr w:type="spellEnd"/>
+      <w:r>
+        <w:rPr>
+          <w:sz w:val="28"/>
+          <w:szCs w:val="28"/>
+        </w:rPr>
+        <w:t xml:space="preserve"> </w:t>
+      </w:r>
+      <w:proofErr w:type="spellStart"/>
+      <w:r>
+        <w:rPr>
+          <w:sz w:val="28"/>
+          <w:szCs w:val="28"/>
+        </w:rPr>
+        <w:t>cycle</w:t>
+      </w:r>
+      <w:proofErr w:type="spellEnd"/>
+      <w:r>
+        <w:rPr>
+          <w:sz w:val="28"/>
+          <w:szCs w:val="28"/>
+        </w:rPr>
+        <w:t xml:space="preserve">) </w:t>
+      </w:r>
+      <w:proofErr w:type="spellStart"/>
+      <w:r>
+        <w:rPr>
+          <w:sz w:val="28"/>
+          <w:szCs w:val="28"/>
+        </w:rPr>
+        <w:t>0.0f</w:t>
+      </w:r>
+      <w:proofErr w:type="spellEnd"/>
+      <w:r>
+        <w:rPr>
+          <w:sz w:val="28"/>
+          <w:szCs w:val="28"/>
+        </w:rPr>
+        <w:t xml:space="preserve"> – </w:t>
+      </w:r>
+      <w:proofErr w:type="spellStart"/>
+      <w:r>
+        <w:rPr>
+          <w:sz w:val="28"/>
+          <w:szCs w:val="28"/>
+        </w:rPr>
+        <w:t>1.0f</w:t>
+      </w:r>
+      <w:proofErr w:type="spellEnd"/>
+    </w:p>
+    <w:p>
+      <w:pPr>
+        <w:ind w:left="360"/>
+        <w:rPr>
+          <w:sz w:val="28"/>
+          <w:szCs w:val="28"/>
+        </w:rPr>
+      </w:pPr>
+      <w:proofErr w:type="spellStart"/>
+      <w:r>
+        <w:rPr>
+          <w:sz w:val="28"/>
+          <w:szCs w:val="28"/>
+        </w:rPr>
+        <w:t>void</w:t>
+      </w:r>
+      <w:proofErr w:type="spellEnd"/>
+      <w:r>
+        <w:rPr>
+          <w:sz w:val="28"/>
+          <w:szCs w:val="28"/>
+        </w:rPr>
+        <w:t xml:space="preserve"> </w:t>
+      </w:r>
+      <w:proofErr w:type="spellStart"/>
+      <w:r>
+        <w:rPr>
+          <w:sz w:val="28"/>
+          <w:szCs w:val="28"/>
+        </w:rPr>
+        <w:t>setFrequency</w:t>
+      </w:r>
+      <w:proofErr w:type="spellEnd"/>
+      <w:r>
+        <w:rPr>
+          <w:sz w:val="28"/>
+          <w:szCs w:val="28"/>
+        </w:rPr>
+        <w:t xml:space="preserve"> -&gt; nastavi frekvenco in izračuna </w:t>
+      </w:r>
+      <w:proofErr w:type="spellStart"/>
+      <w:r>
+        <w:rPr>
+          <w:sz w:val="28"/>
+          <w:szCs w:val="28"/>
+        </w:rPr>
+        <w:t>phaseIncrement</w:t>
+      </w:r>
+      <w:proofErr w:type="spellEnd"/>
+      <w:r>
+        <w:rPr>
+          <w:sz w:val="28"/>
+          <w:szCs w:val="28"/>
+        </w:rPr>
+        <w:t>_</w:t>
+      </w:r>
+    </w:p>
+    <w:p>
+      <w:pPr>
+        <w:ind w:left="360"/>
+        <w:rPr>
+          <w:sz w:val="28"/>
+          <w:szCs w:val="28"/>
+        </w:rPr>
+      </w:pPr>
+      <w:proofErr w:type="spellStart"/>
+      <w:r>
+        <w:rPr>
+          <w:sz w:val="28"/>
+          <w:szCs w:val="28"/>
+        </w:rPr>
+        <w:t>void</w:t>
+      </w:r>
+      <w:proofErr w:type="spellEnd"/>
+      <w:r>
+        <w:rPr>
+          <w:sz w:val="28"/>
+          <w:szCs w:val="28"/>
+        </w:rPr>
+        <w:t xml:space="preserve"> </w:t>
+      </w:r>
+      <w:proofErr w:type="spellStart"/>
+      <w:r>
+        <w:rPr>
+          <w:sz w:val="28"/>
+          <w:szCs w:val="28"/>
+        </w:rPr>
+        <w:t>setWaveform</w:t>
+      </w:r>
+      <w:proofErr w:type="spellEnd"/>
+      <w:r>
+        <w:rPr>
+          <w:sz w:val="28"/>
+          <w:szCs w:val="28"/>
+        </w:rPr>
+        <w:t xml:space="preserve"> -&gt; nastavi </w:t>
+      </w:r>
+      <w:proofErr w:type="spellStart"/>
+      <w:r>
+        <w:rPr>
+          <w:sz w:val="28"/>
+          <w:szCs w:val="28"/>
+        </w:rPr>
+        <w:t>waveform</w:t>
+      </w:r>
+      <w:proofErr w:type="spellEnd"/>
+      <w:r>
+        <w:rPr>
+          <w:sz w:val="28"/>
+          <w:szCs w:val="28"/>
+        </w:rPr>
+        <w:t>_</w:t>
+      </w:r>
+    </w:p>
+    <w:p>
+      <w:pPr>
+        <w:ind w:left="360"/>
+        <w:rPr>
+          <w:sz w:val="28"/>
+          <w:szCs w:val="28"/>
+        </w:rPr>
+      </w:pPr>
+      <w:proofErr w:type="spellStart"/>
+      <w:r>
+        <w:rPr>
+          <w:sz w:val="28"/>
+          <w:szCs w:val="28"/>
+        </w:rPr>
+        <w:t>void</w:t>
+      </w:r>
+      <w:proofErr w:type="spellEnd"/>
+      <w:r>
+        <w:rPr>
+          <w:sz w:val="28"/>
+          <w:szCs w:val="28"/>
+        </w:rPr>
+        <w:t xml:space="preserve"> </w:t>
+      </w:r>
+      <w:proofErr w:type="spellStart"/>
+      <w:r>
+        <w:rPr>
+          <w:sz w:val="28"/>
+          <w:szCs w:val="28"/>
+        </w:rPr>
+        <w:t>SetPulaseWidth</w:t>
+      </w:r>
+      <w:proofErr w:type="spellEnd"/>
+      <w:r>
+        <w:rPr>
+          <w:sz w:val="28"/>
+          <w:szCs w:val="28"/>
+        </w:rPr>
+        <w:t xml:space="preserve"> -&gt; nastavi </w:t>
+      </w:r>
+      <w:proofErr w:type="spellStart"/>
+      <w:r>
+        <w:rPr>
+          <w:sz w:val="28"/>
+          <w:szCs w:val="28"/>
+        </w:rPr>
+        <w:t>pulseWidth</w:t>
+      </w:r>
+      <w:proofErr w:type="spellEnd"/>
+      <w:r>
+        <w:rPr>
+          <w:sz w:val="28"/>
+          <w:szCs w:val="28"/>
+        </w:rPr>
+        <w:t>_</w:t>
+      </w:r>
+    </w:p>
+    <w:p>
+      <w:pPr>
+        <w:ind w:left="360"/>
+        <w:rPr>
+          <w:sz w:val="28"/>
+          <w:szCs w:val="28"/>
+        </w:rPr>
+      </w:pPr>
+      <w:proofErr w:type="spellStart"/>
+      <w:r>
+        <w:rPr>
+          <w:sz w:val="28"/>
+          <w:szCs w:val="28"/>
+        </w:rPr>
+        <w:t>void</w:t>
+      </w:r>
+      <w:proofErr w:type="spellEnd"/>
+      <w:r>
+        <w:rPr>
+          <w:sz w:val="28"/>
+          <w:szCs w:val="28"/>
+        </w:rPr>
+        <w:t xml:space="preserve"> </w:t>
+      </w:r>
+      <w:proofErr w:type="spellStart"/>
+      <w:r>
+        <w:rPr>
+          <w:sz w:val="28"/>
+          <w:szCs w:val="28"/>
+        </w:rPr>
+        <w:t>resetPhase</w:t>
+      </w:r>
+      <w:proofErr w:type="spellEnd"/>
+      <w:r>
+        <w:rPr>
+          <w:sz w:val="28"/>
+          <w:szCs w:val="28"/>
+        </w:rPr>
+        <w:t xml:space="preserve"> -&gt; ko zaigramo naslednji ton, nastavimo fazo na 0.0, za naslednji ton, da ne pride do pokov, ko poskuša membrana zvočnika iz neke vrednosti med -1 in +1 hitro priti na 0. </w:t>
+      </w:r>
+    </w:p>
+    <w:p>
+      <w:pPr>
+        <w:pStyle w:val="ListParagraph"/>
+        <w:rPr>
+          <w:sz w:val="28"/>
+          <w:szCs w:val="28"/>
+        </w:rPr>
+      </w:pPr>
+    </w:p>
+    <w:p>
+      <w:pPr>
+        <w:pStyle w:val="ListParagraph"/>
+        <w:rPr>
+          <w:sz w:val="28"/>
+          <w:szCs w:val="28"/>
+        </w:rPr>
+      </w:pPr>
+    </w:p>
+    <w:p>
+      <w:pPr>
+        <w:pStyle w:val="ListParagraph"/>
+        <w:rPr>
+          <w:b/>
+          <w:sz w:val="28"/>
+          <w:szCs w:val="28"/>
+        </w:rPr>
+      </w:pPr>
+      <w:proofErr w:type="spellStart"/>
+      <w:r>
+        <w:rPr>
+          <w:b/>
+          <w:sz w:val="28"/>
+          <w:szCs w:val="28"/>
+        </w:rPr>
+        <w:lastRenderedPageBreak/>
+        <w:t>float</w:t>
+      </w:r>
+      <w:proofErr w:type="spellEnd"/>
+      <w:r>
+        <w:rPr>
+          <w:b/>
+          <w:sz w:val="28"/>
+          <w:szCs w:val="28"/>
+        </w:rPr>
+        <w:t xml:space="preserve"> </w:t>
+      </w:r>
+      <w:proofErr w:type="spellStart"/>
+      <w:r>
+        <w:rPr>
+          <w:b/>
+          <w:sz w:val="28"/>
+          <w:szCs w:val="28"/>
+        </w:rPr>
+        <w:t>nextSample</w:t>
+      </w:r>
+      <w:proofErr w:type="spellEnd"/>
+      <w:r>
+        <w:rPr>
+          <w:b/>
+          <w:sz w:val="28"/>
+          <w:szCs w:val="28"/>
+        </w:rPr>
+        <w:t>()</w:t>
+      </w:r>
+    </w:p>
+    <w:p>
+      <w:pPr>
+        <w:pStyle w:val="ListParagraph"/>
+        <w:rPr>
+          <w:sz w:val="28"/>
+          <w:szCs w:val="28"/>
+        </w:rPr>
+      </w:pPr>
+    </w:p>
+    <w:p>
+      <w:pPr>
+        <w:pStyle w:val="ListParagraph"/>
+        <w:rPr>
+          <w:sz w:val="28"/>
+          <w:szCs w:val="28"/>
+        </w:rPr>
+      </w:pPr>
+      <w:r>
+        <w:rPr>
+          <w:sz w:val="28"/>
+          <w:szCs w:val="28"/>
+        </w:rPr>
+        <w:t xml:space="preserve">Izračuna točko v valu oz. naslednjo vrednost vzorca (-1,+1) -&gt; spremenljivka </w:t>
+      </w:r>
+      <w:proofErr w:type="spellStart"/>
+      <w:r>
+        <w:rPr>
+          <w:sz w:val="28"/>
+          <w:szCs w:val="28"/>
+        </w:rPr>
+        <w:t>float</w:t>
+      </w:r>
+      <w:proofErr w:type="spellEnd"/>
+      <w:r>
+        <w:rPr>
+          <w:sz w:val="28"/>
+          <w:szCs w:val="28"/>
+        </w:rPr>
+        <w:t xml:space="preserve"> </w:t>
+      </w:r>
+      <w:proofErr w:type="spellStart"/>
+      <w:r>
+        <w:rPr>
+          <w:sz w:val="28"/>
+          <w:szCs w:val="28"/>
+        </w:rPr>
+        <w:t>out</w:t>
+      </w:r>
+      <w:proofErr w:type="spellEnd"/>
+    </w:p>
+    <w:p>
+      <w:pPr>
+        <w:pStyle w:val="ListParagraph"/>
+        <w:rPr>
+          <w:sz w:val="28"/>
+          <w:szCs w:val="28"/>
+        </w:rPr>
+      </w:pPr>
+    </w:p>
+    <w:p>
+      <w:pPr>
+        <w:pStyle w:val="ListParagraph"/>
+        <w:numPr>
+          <w:ilvl w:val="0"/>
+          <w:numId w:val="7"/>
+        </w:numPr>
+        <w:rPr>
+          <w:sz w:val="28"/>
+          <w:szCs w:val="28"/>
+        </w:rPr>
+      </w:pPr>
+      <w:r>
+        <w:rPr>
+          <w:sz w:val="28"/>
+          <w:szCs w:val="28"/>
+        </w:rPr>
+        <w:t>Žagasti val</w:t>
+      </w:r>
+    </w:p>
+    <w:p>
+      <w:pPr>
+        <w:pStyle w:val="ListParagraph"/>
+        <w:ind w:left="1080"/>
+        <w:rPr>
+          <w:sz w:val="28"/>
+          <w:szCs w:val="28"/>
+        </w:rPr>
+      </w:pPr>
+      <w:r>
+        <w:rPr>
+          <w:sz w:val="28"/>
+          <w:szCs w:val="28"/>
+        </w:rPr>
+        <w:t>Formula : y=2x-1</w:t>
+      </w:r>
+    </w:p>
+    <w:p>
+      <w:pPr>
+        <w:pStyle w:val="ListParagraph"/>
+        <w:ind w:left="1080"/>
+        <w:rPr>
+          <w:sz w:val="28"/>
+          <w:szCs w:val="28"/>
+        </w:rPr>
+      </w:pPr>
+      <w:r>
+        <w:rPr>
+          <w:sz w:val="28"/>
+          <w:szCs w:val="28"/>
+        </w:rPr>
+        <w:drawing>
+          <wp:inline distT="0" distB="0" distL="0" distR="0" wp14:anchorId="44DCCDF8" wp14:editId="65D689F8">
+            <wp:extent cx="1507524" cy="2345037"/>
+            <wp:effectExtent l="0" t="0" r="0" b="0"/>
+            <wp:docPr id="1" name="Picture 1"/>
+            <wp:cNvGraphicFramePr>
+              <a:graphicFrameLocks xmlns:a="http://schemas.openxmlformats.org/drawingml/2006/main" noChangeAspect="1"/>
+            </wp:cNvGraphicFramePr>
+            <a:graphic xmlns:a="http://schemas.openxmlformats.org/drawingml/2006/main">
+              <a:graphicData uri="http://schemas.openxmlformats.org/drawingml/2006/picture">
+                <pic:pic xmlns:pic="http://schemas.openxmlformats.org/drawingml/2006/picture">
+                  <pic:nvPicPr>
+                    <pic:cNvPr id="0" name=""/>
+                    <pic:cNvPicPr/>
+                  </pic:nvPicPr>
+                  <pic:blipFill>
+                    <a:blip r:embed="rId7"/>
+                    <a:stretch>
+                      <a:fillRect/>
+                    </a:stretch>
+                  </pic:blipFill>
+                  <pic:spPr>
+                    <a:xfrm>
+                      <a:off x="0" y="0"/>
+                      <a:ext cx="1507735" cy="2345365"/>
+                    </a:xfrm>
+                    <a:prstGeom prst="rect">
+                      <a:avLst/>
+                    </a:prstGeom>
+                  </pic:spPr>
+                </pic:pic>
+              </a:graphicData>
+            </a:graphic>
+          </wp:inline>
+        </w:drawing>
+      </w:r>
+    </w:p>
+    <w:p>
+      <w:pPr>
+        <w:pStyle w:val="ListParagraph"/>
+        <w:ind w:left="1080"/>
+        <w:rPr>
+          <w:sz w:val="28"/>
+          <w:szCs w:val="28"/>
+        </w:rPr>
+      </w:pPr>
+    </w:p>
+    <w:p>
+      <w:pPr>
+        <w:pStyle w:val="ListParagraph"/>
+        <w:numPr>
+          <w:ilvl w:val="0"/>
+          <w:numId w:val="7"/>
+        </w:numPr>
+        <w:rPr>
+          <w:sz w:val="28"/>
+          <w:szCs w:val="28"/>
+        </w:rPr>
+      </w:pPr>
+      <w:r>
+        <w:rPr>
+          <w:sz w:val="28"/>
+          <w:szCs w:val="28"/>
+        </w:rPr>
+        <w:t>Kvadratni val</w:t>
+      </w:r>
+    </w:p>
+    <w:p>
+      <w:pPr>
+        <w:pStyle w:val="ListParagraph"/>
+        <w:ind w:left="1080"/>
+        <w:rPr>
+          <w:sz w:val="28"/>
+          <w:szCs w:val="28"/>
+        </w:rPr>
+      </w:pPr>
+      <w:r>
+        <w:rPr>
+          <w:sz w:val="28"/>
+          <w:szCs w:val="28"/>
+        </w:rPr>
+        <w:t>DA (</w:t>
+      </w:r>
+      <w:proofErr w:type="spellStart"/>
+      <w:r>
+        <w:rPr>
+          <w:sz w:val="28"/>
+          <w:szCs w:val="28"/>
+        </w:rPr>
+        <w:t>1.0f</w:t>
+      </w:r>
+      <w:proofErr w:type="spellEnd"/>
+      <w:r>
+        <w:rPr>
+          <w:sz w:val="28"/>
+          <w:szCs w:val="28"/>
+        </w:rPr>
+        <w:t>) ALI NE(-</w:t>
+      </w:r>
+      <w:proofErr w:type="spellStart"/>
+      <w:r>
+        <w:rPr>
+          <w:sz w:val="28"/>
+          <w:szCs w:val="28"/>
+        </w:rPr>
+        <w:t>1.0f</w:t>
+      </w:r>
+      <w:proofErr w:type="spellEnd"/>
+      <w:r>
+        <w:rPr>
+          <w:sz w:val="28"/>
+          <w:szCs w:val="28"/>
+        </w:rPr>
+        <w:t>)</w:t>
+      </w:r>
+    </w:p>
+    <w:p>
+      <w:pPr>
+        <w:pStyle w:val="ListParagraph"/>
+        <w:ind w:left="1080"/>
+        <w:rPr>
+          <w:sz w:val="28"/>
+          <w:szCs w:val="28"/>
+        </w:rPr>
+      </w:pPr>
+      <w:r>
+        <w:rPr>
+          <w:sz w:val="28"/>
+          <w:szCs w:val="28"/>
+        </w:rPr>
+        <w:t>Koliko časa je signal pozitiven je odvisno od vrednosti širine pulza (</w:t>
+      </w:r>
+      <w:proofErr w:type="spellStart"/>
+      <w:r>
+        <w:rPr>
+          <w:sz w:val="28"/>
+          <w:szCs w:val="28"/>
+        </w:rPr>
+        <w:t>pulseWidth</w:t>
+      </w:r>
+      <w:proofErr w:type="spellEnd"/>
+      <w:r>
+        <w:rPr>
+          <w:sz w:val="28"/>
+          <w:szCs w:val="28"/>
+        </w:rPr>
+        <w:t>)</w:t>
+      </w:r>
+    </w:p>
+    <w:p>
+      <w:pPr>
+        <w:pStyle w:val="ListParagraph"/>
+        <w:ind w:left="1080"/>
+        <w:rPr>
+          <w:sz w:val="28"/>
+          <w:szCs w:val="28"/>
+        </w:rPr>
+      </w:pPr>
+    </w:p>
+    <w:p>
+      <w:pPr>
+        <w:pStyle w:val="ListParagraph"/>
+        <w:numPr>
+          <w:ilvl w:val="0"/>
+          <w:numId w:val="7"/>
+        </w:numPr>
+        <w:rPr>
+          <w:sz w:val="28"/>
+          <w:szCs w:val="28"/>
+        </w:rPr>
+      </w:pPr>
+      <w:r>
+        <w:rPr>
+          <w:sz w:val="28"/>
+          <w:szCs w:val="28"/>
+        </w:rPr>
+        <w:t>Trikotni val</w:t>
+      </w:r>
+    </w:p>
+    <w:p>
+      <w:pPr>
+        <w:pStyle w:val="ListParagraph"/>
+        <w:ind w:left="1080"/>
+        <w:rPr>
+          <w:sz w:val="28"/>
+          <w:szCs w:val="28"/>
+        </w:rPr>
+      </w:pPr>
+      <w:r>
+        <w:rPr>
+          <w:sz w:val="28"/>
+          <w:szCs w:val="28"/>
+        </w:rPr>
+        <w:t>Formula: y=4*abs(x-0.5)-1</w:t>
+      </w:r>
+    </w:p>
+    <w:p>
+      <w:pPr>
+        <w:pStyle w:val="ListParagraph"/>
+        <w:ind w:left="1080"/>
+        <w:rPr>
+          <w:sz w:val="28"/>
+          <w:szCs w:val="28"/>
+        </w:rPr>
+      </w:pPr>
+      <w:r>
+        <w:rPr>
+          <w:sz w:val="28"/>
+          <w:szCs w:val="28"/>
+        </w:rPr>
+        <w:drawing>
+          <wp:inline distT="0" distB="0" distL="0" distR="0" wp14:anchorId="5FD03B3A" wp14:editId="236EC492">
+            <wp:extent cx="1532238" cy="2746940"/>
+            <wp:effectExtent l="0" t="0" r="0" b="0"/>
+            <wp:docPr id="2" name="Picture 2"/>
+            <wp:cNvGraphicFramePr>
+              <a:graphicFrameLocks xmlns:a="http://schemas.openxmlformats.org/drawingml/2006/main" noChangeAspect="1"/>
+            </wp:cNvGraphicFramePr>
+            <a:graphic xmlns:a="http://schemas.openxmlformats.org/drawingml/2006/main">
+              <a:graphicData uri="http://schemas.openxmlformats.org/drawingml/2006/picture">
+                <pic:pic xmlns:pic="http://schemas.openxmlformats.org/drawingml/2006/picture">
+                  <pic:nvPicPr>
+                    <pic:cNvPr id="0" name=""/>
+                    <pic:cNvPicPr/>
+                  </pic:nvPicPr>
+                  <pic:blipFill>
+                    <a:blip r:embed="rId8"/>
+                    <a:stretch>
+                      <a:fillRect/>
+                    </a:stretch>
+                  </pic:blipFill>
+                  <pic:spPr>
+                    <a:xfrm>
+                      <a:off x="0" y="0"/>
+                      <a:ext cx="1534635" cy="2751237"/>
+                    </a:xfrm>
+                    <a:prstGeom prst="rect">
+                      <a:avLst/>
+                    </a:prstGeom>
+                  </pic:spPr>
+                </pic:pic>
+              </a:graphicData>
+            </a:graphic>
+          </wp:inline>
+        </w:drawing>
+      </w:r>
+    </w:p>
+    <w:p>
+      <w:pPr>
+        <w:pStyle w:val="ListParagraph"/>
+        <w:numPr>
+          <w:ilvl w:val="0"/>
+          <w:numId w:val="7"/>
+        </w:numPr>
+        <w:rPr>
+          <w:sz w:val="28"/>
+          <w:szCs w:val="28"/>
+        </w:rPr>
+      </w:pPr>
+      <w:r>
+        <w:rPr>
+          <w:sz w:val="28"/>
+          <w:szCs w:val="28"/>
+        </w:rPr>
+        <w:lastRenderedPageBreak/>
+        <w:t>Sinusni val</w:t>
+      </w:r>
+    </w:p>
+    <w:p>
+      <w:pPr>
+        <w:pStyle w:val="ListParagraph"/>
+        <w:ind w:left="1080"/>
+        <w:rPr>
+          <w:sz w:val="28"/>
+          <w:szCs w:val="28"/>
+        </w:rPr>
+      </w:pPr>
+      <w:r>
+        <w:rPr>
+          <w:sz w:val="28"/>
+          <w:szCs w:val="28"/>
+        </w:rPr>
+        <w:t>Formula: y=</w:t>
+      </w:r>
+      <w:proofErr w:type="spellStart"/>
+      <w:r>
+        <w:rPr>
+          <w:sz w:val="28"/>
+          <w:szCs w:val="28"/>
+        </w:rPr>
+        <w:t>sinx</w:t>
+      </w:r>
+      <w:proofErr w:type="spellEnd"/>
+      <w:r>
+        <w:rPr>
+          <w:sz w:val="28"/>
+          <w:szCs w:val="28"/>
+        </w:rPr>
+        <w:t>*2</w:t>
+      </w:r>
+      <w:r>
+        <w:rPr>
+          <w:sz w:val="28"/>
+          <w:szCs w:val="28"/>
+        </w:rPr>
+        <w:t>π</w:t>
+      </w:r>
+    </w:p>
+    <w:p>
+      <w:pPr>
+        <w:pStyle w:val="ListParagraph"/>
+        <w:ind w:left="1080"/>
+        <w:rPr>
+          <w:sz w:val="28"/>
+          <w:szCs w:val="28"/>
+        </w:rPr>
+      </w:pPr>
+      <w:r>
+        <w:rPr>
+          <w:sz w:val="28"/>
+          <w:szCs w:val="28"/>
+        </w:rPr>
+        <w:drawing>
+          <wp:inline distT="0" distB="0" distL="0" distR="0" wp14:anchorId="033D0FF4" wp14:editId="1D1E1F8C">
+            <wp:extent cx="2125362" cy="3472248"/>
+            <wp:effectExtent l="0" t="0" r="8255" b="0"/>
+            <wp:docPr id="3" name="Picture 3"/>
+            <wp:cNvGraphicFramePr>
+              <a:graphicFrameLocks xmlns:a="http://schemas.openxmlformats.org/drawingml/2006/main" noChangeAspect="1"/>
+            </wp:cNvGraphicFramePr>
+            <a:graphic xmlns:a="http://schemas.openxmlformats.org/drawingml/2006/main">
+              <a:graphicData uri="http://schemas.openxmlformats.org/drawingml/2006/picture">
+                <pic:pic xmlns:pic="http://schemas.openxmlformats.org/drawingml/2006/picture">
+                  <pic:nvPicPr>
+                    <pic:cNvPr id="0" name=""/>
+                    <pic:cNvPicPr/>
+                  </pic:nvPicPr>
+                  <pic:blipFill>
+                    <a:blip r:embed="rId9"/>
+                    <a:stretch>
+                      <a:fillRect/>
+                    </a:stretch>
+                  </pic:blipFill>
+                  <pic:spPr>
+                    <a:xfrm>
+                      <a:off x="0" y="0"/>
+                      <a:ext cx="2134166" cy="3486631"/>
+                    </a:xfrm>
+                    <a:prstGeom prst="rect">
+                      <a:avLst/>
+                    </a:prstGeom>
+                  </pic:spPr>
+                </pic:pic>
+              </a:graphicData>
+            </a:graphic>
+          </wp:inline>
+        </w:drawing>
+      </w:r>
+      <w:bookmarkStart w:id="0" w:name="_GoBack"/>
+      <w:bookmarkEnd w:id="0"/>
+    </w:p>
+    <w:p>
+      <w:pPr>
+        <w:pStyle w:val="ListParagraph"/>
+        <w:ind w:left="1080"/>
+        <w:rPr>
+          <w:sz w:val="28"/>
+          <w:szCs w:val="28"/>
+        </w:rPr>
+      </w:pPr>
+    </w:p>
+    <w:p>
+      <w:pPr>
+        <w:pStyle w:val="ListParagraph"/>
+        <w:ind w:left="1080"/>
+        <w:rPr>
+          <w:sz w:val="28"/>
+          <w:szCs w:val="28"/>
+        </w:rPr>
+      </w:pPr>
+    </w:p>
+    <w:p>
+      <w:pPr>
+        <w:pStyle w:val="ListParagraph"/>
+        <w:ind w:left="1080"/>
+        <w:rPr>
+          <w:sz w:val="28"/>
+          <w:szCs w:val="28"/>
+        </w:rPr>
+      </w:pPr>
+      <w:r>
+        <w:rPr>
+          <w:sz w:val="28"/>
+          <w:szCs w:val="28"/>
+        </w:rPr>
+        <w:t xml:space="preserve">Vsak klic funkcije fazo premaknemo za </w:t>
+      </w:r>
+      <w:proofErr w:type="spellStart"/>
+      <w:r>
+        <w:rPr>
+          <w:sz w:val="28"/>
+          <w:szCs w:val="28"/>
+        </w:rPr>
+        <w:t>izričunan</w:t>
+      </w:r>
+      <w:proofErr w:type="spellEnd"/>
+      <w:r>
+        <w:rPr>
+          <w:sz w:val="28"/>
+          <w:szCs w:val="28"/>
+        </w:rPr>
+        <w:t xml:space="preserve"> </w:t>
+      </w:r>
+      <w:proofErr w:type="spellStart"/>
+      <w:r>
+        <w:rPr>
+          <w:sz w:val="28"/>
+          <w:szCs w:val="28"/>
+        </w:rPr>
+        <w:t>inkrement</w:t>
+      </w:r>
+      <w:proofErr w:type="spellEnd"/>
+      <w:r>
+        <w:rPr>
+          <w:sz w:val="28"/>
+          <w:szCs w:val="28"/>
+        </w:rPr>
+        <w:t>.</w:t>
+      </w:r>
+    </w:p>
+    <w:p>
+      <w:pPr>
+        <w:pStyle w:val="ListParagraph"/>
+        <w:ind w:left="1080"/>
+        <w:rPr>
+          <w:sz w:val="28"/>
+          <w:szCs w:val="28"/>
+        </w:rPr>
+      </w:pPr>
+      <w:r>
+        <w:rPr>
+          <w:sz w:val="28"/>
+          <w:szCs w:val="28"/>
+        </w:rPr>
+        <w:t xml:space="preserve">Ko faza pride do </w:t>
+      </w:r>
+      <w:proofErr w:type="spellStart"/>
+      <w:r>
+        <w:rPr>
+          <w:sz w:val="28"/>
+          <w:szCs w:val="28"/>
+        </w:rPr>
+        <w:t>1.0f</w:t>
+      </w:r>
+      <w:proofErr w:type="spellEnd"/>
+      <w:r>
+        <w:rPr>
+          <w:sz w:val="28"/>
+          <w:szCs w:val="28"/>
+        </w:rPr>
+        <w:t xml:space="preserve"> je ne nastavimo na </w:t>
+      </w:r>
+      <w:proofErr w:type="spellStart"/>
+      <w:r>
+        <w:rPr>
+          <w:sz w:val="28"/>
+          <w:szCs w:val="28"/>
+        </w:rPr>
+        <w:t>0.0f</w:t>
+      </w:r>
+      <w:proofErr w:type="spellEnd"/>
+      <w:r>
+        <w:rPr>
+          <w:sz w:val="28"/>
+          <w:szCs w:val="28"/>
+        </w:rPr>
+        <w:t>, ampak odštejemo -</w:t>
+      </w:r>
+      <w:proofErr w:type="spellStart"/>
+      <w:r>
+        <w:rPr>
+          <w:sz w:val="28"/>
+          <w:szCs w:val="28"/>
+        </w:rPr>
+        <w:t>1.0f</w:t>
+      </w:r>
+      <w:proofErr w:type="spellEnd"/>
+      <w:r>
+        <w:rPr>
+          <w:sz w:val="28"/>
+          <w:szCs w:val="28"/>
+        </w:rPr>
+        <w:t xml:space="preserve">, saj je lahko faza </w:t>
+      </w:r>
+      <w:proofErr w:type="spellStart"/>
+      <w:r>
+        <w:rPr>
+          <w:sz w:val="28"/>
+          <w:szCs w:val="28"/>
+        </w:rPr>
+        <w:t>nakoncu</w:t>
+      </w:r>
+      <w:proofErr w:type="spellEnd"/>
+      <w:r>
+        <w:rPr>
+          <w:sz w:val="28"/>
+          <w:szCs w:val="28"/>
+        </w:rPr>
+        <w:t xml:space="preserve"> 1.002 in ponastavitev nebi bila natančna. </w:t>
+      </w:r>
+    </w:p>
+    <w:p>
+      <w:pPr>
+        <w:rPr>
+          <w:sz w:val="28"/>
+          <w:szCs w:val="28"/>
+        </w:rPr>
+      </w:pPr>
+    </w:p>
+    <w:p>
+      <w:pPr>
+        <w:pStyle w:val="ListParagraph"/>
+        <w:ind w:left="1080"/>
+        <w:rPr>
+          <w:sz w:val="28"/>
+          <w:szCs w:val="28"/>
+        </w:rPr>
+      </w:pPr>
+    </w:p>
+    <w:p>
+      <w:pPr>
+        <w:pStyle w:val="Heading1"/>
+        <w:numPr>
+          <w:ilvl w:val="0"/>
+          <w:numId w:val="5"/>
+        </w:numPr>
+      </w:pPr>
+      <w:r>
+        <w:t>OKOLJE ZA ESP</w:t>
+      </w:r>
+    </w:p>
+    <w:p>
+      <w:pPr>
         <w:ind w:left="708"/>
         <w:rPr>
           <w:sz w:val="28"/>
-          <w:szCs w:val="28"/>
-        </w:rPr>
-      </w:pPr>
+        </w:rPr>
+      </w:pPr>
+      <w:proofErr w:type="spellStart"/>
+      <w:r>
+        <w:rPr>
+          <w:sz w:val="28"/>
+        </w:rPr>
+        <w:t>platformIO</w:t>
+      </w:r>
+      <w:proofErr w:type="spellEnd"/>
     </w:p>
     <w:sectPr>
       <w:pgSz w:w="11906" w:h="16838"/>
@@ -886,7 +3320,7 @@
   <w:abstractNum w:abstractNumId="2">
     <w:nsid w:val="2CFD2DB0"/>
     <w:multiLevelType w:val="multilevel"/>
-    <w:tmpl w:val="D5861A64"/>
+    <w:tmpl w:val="2EC49C4E"/>
     <w:lvl w:ilvl="0">
       <w:start w:val="1"/>
       <w:numFmt w:val="bullet"/>
@@ -903,20 +3337,16 @@
         <w:sz w:val="20"/>
       </w:rPr>
     </w:lvl>
-    <w:lvl w:ilvl="1" w:tentative="1">
+    <w:lvl w:ilvl="1">
       <w:start w:val="1"/>
       <w:numFmt w:val="bullet"/>
-      <w:lvlText w:val="o"/>
-      <w:lvlJc w:val="left"/>
-      <w:pPr>
-        <w:tabs>
-          <w:tab w:val="num" w:pos="1440"/>
-        </w:tabs>
+      <w:lvlText w:val=""/>
+      <w:lvlJc w:val="left"/>
+      <w:pPr>
         <w:ind w:left="1440" w:hanging="360"/>
       </w:pPr>
       <w:rPr>
-        <w:rFonts w:ascii="Courier New" w:hAnsi="Courier New" w:hint="default"/>
-        <w:sz w:val="20"/>
+        <w:rFonts w:ascii="Symbol" w:hAnsi="Symbol" w:hint="default"/>
       </w:rPr>
     </w:lvl>
     <w:lvl w:ilvl="2" w:tentative="1">
@@ -1033,6 +3463,119 @@
     </w:lvl>
   </w:abstractNum>
   <w:abstractNum w:abstractNumId="3">
+    <w:nsid w:val="3F597DE9"/>
+    <w:multiLevelType w:val="hybridMultilevel"/>
+    <w:tmpl w:val="D7009BB8"/>
+    <w:lvl w:ilvl="0" w:tplc="04240005">
+      <w:start w:val="1"/>
+      <w:numFmt w:val="bullet"/>
+      <w:lvlText w:val=""/>
+      <w:lvlJc w:val="left"/>
+      <w:pPr>
+        <w:ind w:left="720" w:hanging="360"/>
+      </w:pPr>
+      <w:rPr>
+        <w:rFonts w:ascii="Wingdings" w:hAnsi="Wingdings" w:hint="default"/>
+      </w:rPr>
+    </w:lvl>
+    <w:lvl w:ilvl="1" w:tplc="04240003" w:tentative="1">
+      <w:start w:val="1"/>
+      <w:numFmt w:val="bullet"/>
+      <w:lvlText w:val="o"/>
+      <w:lvlJc w:val="left"/>
+      <w:pPr>
+        <w:ind w:left="1440" w:hanging="360"/>
+      </w:pPr>
+      <w:rPr>
+        <w:rFonts w:ascii="Courier New" w:hAnsi="Courier New" w:cs="Courier New" w:hint="default"/>
+      </w:rPr>
+    </w:lvl>
+    <w:lvl w:ilvl="2" w:tplc="04240005" w:tentative="1">
+      <w:start w:val="1"/>
+      <w:numFmt w:val="bullet"/>
+      <w:lvlText w:val=""/>
+      <w:lvlJc w:val="left"/>
+      <w:pPr>
+        <w:ind w:left="2160" w:hanging="360"/>
+      </w:pPr>
+      <w:rPr>
+        <w:rFonts w:ascii="Wingdings" w:hAnsi="Wingdings" w:hint="default"/>
+      </w:rPr>
+    </w:lvl>
+    <w:lvl w:ilvl="3" w:tplc="04240001" w:tentative="1">
+      <w:start w:val="1"/>
+      <w:numFmt w:val="bullet"/>
+      <w:lvlText w:val=""/>
+      <w:lvlJc w:val="left"/>
+      <w:pPr>
+        <w:ind w:left="2880" w:hanging="360"/>
+      </w:pPr>
+      <w:rPr>
+        <w:rFonts w:ascii="Symbol" w:hAnsi="Symbol" w:hint="default"/>
+      </w:rPr>
+    </w:lvl>
+    <w:lvl w:ilvl="4" w:tplc="04240003" w:tentative="1">
+      <w:start w:val="1"/>
+      <w:numFmt w:val="bullet"/>
+      <w:lvlText w:val="o"/>
+      <w:lvlJc w:val="left"/>
+      <w:pPr>
+        <w:ind w:left="3600" w:hanging="360"/>
+      </w:pPr>
+      <w:rPr>
+        <w:rFonts w:ascii="Courier New" w:hAnsi="Courier New" w:cs="Courier New" w:hint="default"/>
+      </w:rPr>
+    </w:lvl>
+    <w:lvl w:ilvl="5" w:tplc="04240005" w:tentative="1">
+      <w:start w:val="1"/>
+      <w:numFmt w:val="bullet"/>
+      <w:lvlText w:val=""/>
+      <w:lvlJc w:val="left"/>
+      <w:pPr>
+        <w:ind w:left="4320" w:hanging="360"/>
+      </w:pPr>
+      <w:rPr>
+        <w:rFonts w:ascii="Wingdings" w:hAnsi="Wingdings" w:hint="default"/>
+      </w:rPr>
+    </w:lvl>
+    <w:lvl w:ilvl="6" w:tplc="04240001" w:tentative="1">
+      <w:start w:val="1"/>
+      <w:numFmt w:val="bullet"/>
+      <w:lvlText w:val=""/>
+      <w:lvlJc w:val="left"/>
+      <w:pPr>
+        <w:ind w:left="5040" w:hanging="360"/>
+      </w:pPr>
+      <w:rPr>
+        <w:rFonts w:ascii="Symbol" w:hAnsi="Symbol" w:hint="default"/>
+      </w:rPr>
+    </w:lvl>
+    <w:lvl w:ilvl="7" w:tplc="04240003" w:tentative="1">
+      <w:start w:val="1"/>
+      <w:numFmt w:val="bullet"/>
+      <w:lvlText w:val="o"/>
+      <w:lvlJc w:val="left"/>
+      <w:pPr>
+        <w:ind w:left="5760" w:hanging="360"/>
+      </w:pPr>
+      <w:rPr>
+        <w:rFonts w:ascii="Courier New" w:hAnsi="Courier New" w:cs="Courier New" w:hint="default"/>
+      </w:rPr>
+    </w:lvl>
+    <w:lvl w:ilvl="8" w:tplc="04240005" w:tentative="1">
+      <w:start w:val="1"/>
+      <w:numFmt w:val="bullet"/>
+      <w:lvlText w:val=""/>
+      <w:lvlJc w:val="left"/>
+      <w:pPr>
+        <w:ind w:left="6480" w:hanging="360"/>
+      </w:pPr>
+      <w:rPr>
+        <w:rFonts w:ascii="Wingdings" w:hAnsi="Wingdings" w:hint="default"/>
+      </w:rPr>
+    </w:lvl>
+  </w:abstractNum>
+  <w:abstractNum w:abstractNumId="4">
     <w:nsid w:val="463C1CC3"/>
     <w:multiLevelType w:val="hybridMultilevel"/>
     <w:tmpl w:val="CFC680F2"/>
@@ -1143,6 +3686,184 @@
       <w:rPr>
         <w:rFonts w:ascii="Wingdings" w:hAnsi="Wingdings" w:hint="default"/>
       </w:rPr>
+    </w:lvl>
+  </w:abstractNum>
+  <w:abstractNum w:abstractNumId="5">
+    <w:nsid w:val="4D5F6CD2"/>
+    <w:multiLevelType w:val="hybridMultilevel"/>
+    <w:tmpl w:val="F294D0B4"/>
+    <w:lvl w:ilvl="0" w:tplc="3CF2954C">
+      <w:start w:val="1"/>
+      <w:numFmt w:val="decimal"/>
+      <w:lvlText w:val="%1.)"/>
+      <w:lvlJc w:val="left"/>
+      <w:pPr>
+        <w:ind w:left="1080" w:hanging="360"/>
+      </w:pPr>
+      <w:rPr>
+        <w:rFonts w:hint="default"/>
+      </w:rPr>
+    </w:lvl>
+    <w:lvl w:ilvl="1" w:tplc="04240019" w:tentative="1">
+      <w:start w:val="1"/>
+      <w:numFmt w:val="lowerLetter"/>
+      <w:lvlText w:val="%2."/>
+      <w:lvlJc w:val="left"/>
+      <w:pPr>
+        <w:ind w:left="1800" w:hanging="360"/>
+      </w:pPr>
+    </w:lvl>
+    <w:lvl w:ilvl="2" w:tplc="0424001B" w:tentative="1">
+      <w:start w:val="1"/>
+      <w:numFmt w:val="lowerRoman"/>
+      <w:lvlText w:val="%3."/>
+      <w:lvlJc w:val="right"/>
+      <w:pPr>
+        <w:ind w:left="2520" w:hanging="180"/>
+      </w:pPr>
+    </w:lvl>
+    <w:lvl w:ilvl="3" w:tplc="0424000F" w:tentative="1">
+      <w:start w:val="1"/>
+      <w:numFmt w:val="decimal"/>
+      <w:lvlText w:val="%4."/>
+      <w:lvlJc w:val="left"/>
+      <w:pPr>
+        <w:ind w:left="3240" w:hanging="360"/>
+      </w:pPr>
+    </w:lvl>
+    <w:lvl w:ilvl="4" w:tplc="04240019" w:tentative="1">
+      <w:start w:val="1"/>
+      <w:numFmt w:val="lowerLetter"/>
+      <w:lvlText w:val="%5."/>
+      <w:lvlJc w:val="left"/>
+      <w:pPr>
+        <w:ind w:left="3960" w:hanging="360"/>
+      </w:pPr>
+    </w:lvl>
+    <w:lvl w:ilvl="5" w:tplc="0424001B" w:tentative="1">
+      <w:start w:val="1"/>
+      <w:numFmt w:val="lowerRoman"/>
+      <w:lvlText w:val="%6."/>
+      <w:lvlJc w:val="right"/>
+      <w:pPr>
+        <w:ind w:left="4680" w:hanging="180"/>
+      </w:pPr>
+    </w:lvl>
+    <w:lvl w:ilvl="6" w:tplc="0424000F" w:tentative="1">
+      <w:start w:val="1"/>
+      <w:numFmt w:val="decimal"/>
+      <w:lvlText w:val="%7."/>
+      <w:lvlJc w:val="left"/>
+      <w:pPr>
+        <w:ind w:left="5400" w:hanging="360"/>
+      </w:pPr>
+    </w:lvl>
+    <w:lvl w:ilvl="7" w:tplc="04240019" w:tentative="1">
+      <w:start w:val="1"/>
+      <w:numFmt w:val="lowerLetter"/>
+      <w:lvlText w:val="%8."/>
+      <w:lvlJc w:val="left"/>
+      <w:pPr>
+        <w:ind w:left="6120" w:hanging="360"/>
+      </w:pPr>
+    </w:lvl>
+    <w:lvl w:ilvl="8" w:tplc="0424001B" w:tentative="1">
+      <w:start w:val="1"/>
+      <w:numFmt w:val="lowerRoman"/>
+      <w:lvlText w:val="%9."/>
+      <w:lvlJc w:val="right"/>
+      <w:pPr>
+        <w:ind w:left="6840" w:hanging="180"/>
+      </w:pPr>
+    </w:lvl>
+  </w:abstractNum>
+  <w:abstractNum w:abstractNumId="6">
+    <w:nsid w:val="77013BBB"/>
+    <w:multiLevelType w:val="hybridMultilevel"/>
+    <w:tmpl w:val="99C0DD62"/>
+    <w:lvl w:ilvl="0" w:tplc="0424000F">
+      <w:start w:val="1"/>
+      <w:numFmt w:val="decimal"/>
+      <w:lvlText w:val="%1."/>
+      <w:lvlJc w:val="left"/>
+      <w:pPr>
+        <w:ind w:left="720" w:hanging="360"/>
+      </w:pPr>
+      <w:rPr>
+        <w:rFonts w:hint="default"/>
+      </w:rPr>
+    </w:lvl>
+    <w:lvl w:ilvl="1" w:tplc="04240019">
+      <w:start w:val="1"/>
+      <w:numFmt w:val="lowerLetter"/>
+      <w:lvlText w:val="%2."/>
+      <w:lvlJc w:val="left"/>
+      <w:pPr>
+        <w:ind w:left="1440" w:hanging="360"/>
+      </w:pPr>
+    </w:lvl>
+    <w:lvl w:ilvl="2" w:tplc="0424001B" w:tentative="1">
+      <w:start w:val="1"/>
+      <w:numFmt w:val="lowerRoman"/>
+      <w:lvlText w:val="%3."/>
+      <w:lvlJc w:val="right"/>
+      <w:pPr>
+        <w:ind w:left="2160" w:hanging="180"/>
+      </w:pPr>
+    </w:lvl>
+    <w:lvl w:ilvl="3" w:tplc="0424000F" w:tentative="1">
+      <w:start w:val="1"/>
+      <w:numFmt w:val="decimal"/>
+      <w:lvlText w:val="%4."/>
+      <w:lvlJc w:val="left"/>
+      <w:pPr>
+        <w:ind w:left="2880" w:hanging="360"/>
+      </w:pPr>
+    </w:lvl>
+    <w:lvl w:ilvl="4" w:tplc="04240019" w:tentative="1">
+      <w:start w:val="1"/>
+      <w:numFmt w:val="lowerLetter"/>
+      <w:lvlText w:val="%5."/>
+      <w:lvlJc w:val="left"/>
+      <w:pPr>
+        <w:ind w:left="3600" w:hanging="360"/>
+      </w:pPr>
+    </w:lvl>
+    <w:lvl w:ilvl="5" w:tplc="0424001B" w:tentative="1">
+      <w:start w:val="1"/>
+      <w:numFmt w:val="lowerRoman"/>
+      <w:lvlText w:val="%6."/>
+      <w:lvlJc w:val="right"/>
+      <w:pPr>
+        <w:ind w:left="4320" w:hanging="180"/>
+      </w:pPr>
+    </w:lvl>
+    <w:lvl w:ilvl="6" w:tplc="0424000F" w:tentative="1">
+      <w:start w:val="1"/>
+      <w:numFmt w:val="decimal"/>
+      <w:lvlText w:val="%7."/>
+      <w:lvlJc w:val="left"/>
+      <w:pPr>
+        <w:ind w:left="5040" w:hanging="360"/>
+      </w:pPr>
+    </w:lvl>
+    <w:lvl w:ilvl="7" w:tplc="04240019" w:tentative="1">
+      <w:start w:val="1"/>
+      <w:numFmt w:val="lowerLetter"/>
+      <w:lvlText w:val="%8."/>
+      <w:lvlJc w:val="left"/>
+      <w:pPr>
+        <w:ind w:left="5760" w:hanging="360"/>
+      </w:pPr>
+    </w:lvl>
+    <w:lvl w:ilvl="8" w:tplc="0424001B" w:tentative="1">
+      <w:start w:val="1"/>
+      <w:numFmt w:val="lowerRoman"/>
+      <w:lvlText w:val="%9."/>
+      <w:lvlJc w:val="right"/>
+      <w:pPr>
+        <w:ind w:left="6480" w:hanging="180"/>
+      </w:pPr>
     </w:lvl>
   </w:abstractNum>
   <w:num w:numId="1">
@@ -1152,10 +3873,19 @@
     <w:abstractNumId w:val="1"/>
   </w:num>
   <w:num w:numId="3">
-    <w:abstractNumId w:val="3"/>
+    <w:abstractNumId w:val="4"/>
   </w:num>
   <w:num w:numId="4">
     <w:abstractNumId w:val="2"/>
+  </w:num>
+  <w:num w:numId="5">
+    <w:abstractNumId w:val="6"/>
+  </w:num>
+  <w:num w:numId="6">
+    <w:abstractNumId w:val="3"/>
+  </w:num>
+  <w:num w:numId="7">
+    <w:abstractNumId w:val="5"/>
   </w:num>
 </w:numbering>
 </file>
@@ -1435,6 +4165,61 @@
       <w:bCs/>
     </w:rPr>
   </w:style>
+  <w:style w:type="character" w:customStyle="1" w:styleId="hljs-function">
+    <w:name w:val="hljs-function"/>
+    <w:basedOn w:val="DefaultParagraphFont"/>
+    <w:rsid w:val="009E5509"/>
+  </w:style>
+  <w:style w:type="character" w:customStyle="1" w:styleId="hljs-keyword">
+    <w:name w:val="hljs-keyword"/>
+    <w:basedOn w:val="DefaultParagraphFont"/>
+    <w:rsid w:val="009E5509"/>
+  </w:style>
+  <w:style w:type="character" w:customStyle="1" w:styleId="hljs-title">
+    <w:name w:val="hljs-title"/>
+    <w:basedOn w:val="DefaultParagraphFont"/>
+    <w:rsid w:val="009E5509"/>
+  </w:style>
+  <w:style w:type="character" w:customStyle="1" w:styleId="hljs-params">
+    <w:name w:val="hljs-params"/>
+    <w:basedOn w:val="DefaultParagraphFont"/>
+    <w:rsid w:val="009E5509"/>
+  </w:style>
+  <w:style w:type="character" w:customStyle="1" w:styleId="hljs-number">
+    <w:name w:val="hljs-number"/>
+    <w:basedOn w:val="DefaultParagraphFont"/>
+    <w:rsid w:val="009E5509"/>
+  </w:style>
+  <w:style w:type="paragraph" w:styleId="BalloonText">
+    <w:name w:val="Balloon Text"/>
+    <w:basedOn w:val="Normal"/>
+    <w:link w:val="BalloonTextChar"/>
+    <w:uiPriority w:val="99"/>
+    <w:semiHidden/>
+    <w:unhideWhenUsed/>
+    <w:rsid w:val="003D607B"/>
+    <w:pPr>
+      <w:spacing w:after="0" w:line="240" w:lineRule="auto"/>
+    </w:pPr>
+    <w:rPr>
+      <w:rFonts w:ascii="Tahoma" w:hAnsi="Tahoma" w:cs="Tahoma"/>
+      <w:sz w:val="16"/>
+      <w:szCs w:val="16"/>
+    </w:rPr>
+  </w:style>
+  <w:style w:type="character" w:customStyle="1" w:styleId="BalloonTextChar">
+    <w:name w:val="Balloon Text Char"/>
+    <w:basedOn w:val="DefaultParagraphFont"/>
+    <w:link w:val="BalloonText"/>
+    <w:uiPriority w:val="99"/>
+    <w:semiHidden/>
+    <w:rsid w:val="003D607B"/>
+    <w:rPr>
+      <w:rFonts w:ascii="Tahoma" w:hAnsi="Tahoma" w:cs="Tahoma"/>
+      <w:sz w:val="16"/>
+      <w:szCs w:val="16"/>
+    </w:rPr>
+  </w:style>
 </w:styles>
 </file>
 
@@ -1711,6 +4496,61 @@
     <w:rPr>
       <w:b/>
       <w:bCs/>
+    </w:rPr>
+  </w:style>
+  <w:style w:type="character" w:customStyle="1" w:styleId="hljs-function">
+    <w:name w:val="hljs-function"/>
+    <w:basedOn w:val="DefaultParagraphFont"/>
+    <w:rsid w:val="009E5509"/>
+  </w:style>
+  <w:style w:type="character" w:customStyle="1" w:styleId="hljs-keyword">
+    <w:name w:val="hljs-keyword"/>
+    <w:basedOn w:val="DefaultParagraphFont"/>
+    <w:rsid w:val="009E5509"/>
+  </w:style>
+  <w:style w:type="character" w:customStyle="1" w:styleId="hljs-title">
+    <w:name w:val="hljs-title"/>
+    <w:basedOn w:val="DefaultParagraphFont"/>
+    <w:rsid w:val="009E5509"/>
+  </w:style>
+  <w:style w:type="character" w:customStyle="1" w:styleId="hljs-params">
+    <w:name w:val="hljs-params"/>
+    <w:basedOn w:val="DefaultParagraphFont"/>
+    <w:rsid w:val="009E5509"/>
+  </w:style>
+  <w:style w:type="character" w:customStyle="1" w:styleId="hljs-number">
+    <w:name w:val="hljs-number"/>
+    <w:basedOn w:val="DefaultParagraphFont"/>
+    <w:rsid w:val="009E5509"/>
+  </w:style>
+  <w:style w:type="paragraph" w:styleId="BalloonText">
+    <w:name w:val="Balloon Text"/>
+    <w:basedOn w:val="Normal"/>
+    <w:link w:val="BalloonTextChar"/>
+    <w:uiPriority w:val="99"/>
+    <w:semiHidden/>
+    <w:unhideWhenUsed/>
+    <w:rsid w:val="003D607B"/>
+    <w:pPr>
+      <w:spacing w:after="0" w:line="240" w:lineRule="auto"/>
+    </w:pPr>
+    <w:rPr>
+      <w:rFonts w:ascii="Tahoma" w:hAnsi="Tahoma" w:cs="Tahoma"/>
+      <w:sz w:val="16"/>
+      <w:szCs w:val="16"/>
+    </w:rPr>
+  </w:style>
+  <w:style w:type="character" w:customStyle="1" w:styleId="BalloonTextChar">
+    <w:name w:val="Balloon Text Char"/>
+    <w:basedOn w:val="DefaultParagraphFont"/>
+    <w:link w:val="BalloonText"/>
+    <w:uiPriority w:val="99"/>
+    <w:semiHidden/>
+    <w:rsid w:val="003D607B"/>
+    <w:rPr>
+      <w:rFonts w:ascii="Tahoma" w:hAnsi="Tahoma" w:cs="Tahoma"/>
+      <w:sz w:val="16"/>
+      <w:szCs w:val="16"/>
     </w:rPr>
   </w:style>
 </w:styles>
